--- a/DOCUMENTATION.docx
+++ b/DOCUMENTATION.docx
@@ -131,13 +131,13 @@
         <w:rPr>
           <w:rFonts w:ascii="Times New Roman" w:hAnsi="Times New Roman" w:cs="Times New Roman"/>
         </w:rPr>
-        <w:t xml:space="preserve">Below are the screenshots of the software that I downloaded. Some software where there </w:t>
+        <w:t>Figure 1.</w:t>
       </w:r>
       <w:r>
         <w:rPr>
           <w:rFonts w:ascii="Times New Roman" w:hAnsi="Times New Roman" w:cs="Times New Roman"/>
         </w:rPr>
-        <w:t>before.</w:t>
+        <w:t>0</w:t>
       </w:r>
     </w:p>
     <w:p>
@@ -146,338 +146,15 @@
           <w:rFonts w:ascii="Times New Roman" w:hAnsi="Times New Roman" w:cs="Times New Roman"/>
         </w:rPr>
       </w:pPr>
-    </w:p>
-    <w:p>
-      <w:pPr>
-        <w:rPr>
-          <w:rFonts w:ascii="Times New Roman" w:hAnsi="Times New Roman" w:cs="Times New Roman"/>
-        </w:rPr>
-      </w:pPr>
-      <w:r>
-        <w:rPr>
-          <w:rFonts w:ascii="Times New Roman" w:hAnsi="Times New Roman" w:cs="Times New Roman"/>
-        </w:rPr>
-        <w:t>Screenshot 1</w:t>
-      </w:r>
-    </w:p>
-    <w:p>
-      <w:pPr>
-        <w:rPr>
-          <w:rFonts w:ascii="Times New Roman" w:hAnsi="Times New Roman" w:cs="Times New Roman"/>
-        </w:rPr>
-      </w:pPr>
-      <w:r>
-        <w:rPr>
-          <w:rFonts w:ascii="Times New Roman" w:hAnsi="Times New Roman" w:cs="Times New Roman"/>
+      <w:r>
+        <w:rPr>
           <w:noProof/>
         </w:rPr>
         <w:drawing>
-          <wp:inline distT="0" distB="0" distL="0" distR="0" wp14:anchorId="212FD21C" wp14:editId="353F9B8C">
-            <wp:extent cx="4853940" cy="1341120"/>
-            <wp:effectExtent l="0" t="0" r="3810" b="0"/>
-            <wp:docPr id="1635808482" name="Picture 1"/>
-            <wp:cNvGraphicFramePr>
-              <a:graphicFrameLocks xmlns:a="http://schemas.openxmlformats.org/drawingml/2006/main" noChangeAspect="1"/>
-            </wp:cNvGraphicFramePr>
-            <a:graphic xmlns:a="http://schemas.openxmlformats.org/drawingml/2006/main">
-              <a:graphicData uri="http://schemas.openxmlformats.org/drawingml/2006/picture">
-                <pic:pic xmlns:pic="http://schemas.openxmlformats.org/drawingml/2006/picture">
-                  <pic:nvPicPr>
-                    <pic:cNvPr id="1635808482" name="Picture 1635808482"/>
-                    <pic:cNvPicPr/>
-                  </pic:nvPicPr>
-                  <pic:blipFill>
-                    <a:blip r:embed="rId7">
-                      <a:extLst>
-                        <a:ext uri="{28A0092B-C50C-407E-A947-70E740481C1C}">
-                          <a14:useLocalDpi xmlns:a14="http://schemas.microsoft.com/office/drawing/2010/main" val="0"/>
-                        </a:ext>
-                      </a:extLst>
-                    </a:blip>
-                    <a:stretch>
-                      <a:fillRect/>
-                    </a:stretch>
-                  </pic:blipFill>
-                  <pic:spPr>
-                    <a:xfrm>
-                      <a:off x="0" y="0"/>
-                      <a:ext cx="4854367" cy="1341238"/>
-                    </a:xfrm>
-                    <a:prstGeom prst="rect">
-                      <a:avLst/>
-                    </a:prstGeom>
-                  </pic:spPr>
-                </pic:pic>
-              </a:graphicData>
-            </a:graphic>
-          </wp:inline>
-        </w:drawing>
-      </w:r>
-    </w:p>
-    <w:p>
-      <w:pPr>
-        <w:rPr>
-          <w:rFonts w:ascii="Times New Roman" w:hAnsi="Times New Roman" w:cs="Times New Roman"/>
-        </w:rPr>
-      </w:pPr>
-      <w:r>
-        <w:rPr>
-          <w:rFonts w:ascii="Times New Roman" w:hAnsi="Times New Roman" w:cs="Times New Roman"/>
-        </w:rPr>
-        <w:t>This is a screenshot of JDK that I installed earlier.</w:t>
-      </w:r>
-    </w:p>
-    <w:p>
-      <w:pPr>
-        <w:rPr>
-          <w:rFonts w:ascii="Times New Roman" w:hAnsi="Times New Roman" w:cs="Times New Roman"/>
-        </w:rPr>
-      </w:pPr>
-    </w:p>
-    <w:p>
-      <w:pPr>
-        <w:rPr>
-          <w:rFonts w:ascii="Times New Roman" w:hAnsi="Times New Roman" w:cs="Times New Roman"/>
-        </w:rPr>
-      </w:pPr>
-    </w:p>
-    <w:p>
-      <w:pPr>
-        <w:rPr>
-          <w:rFonts w:ascii="Times New Roman" w:hAnsi="Times New Roman" w:cs="Times New Roman"/>
-        </w:rPr>
-      </w:pPr>
-    </w:p>
-    <w:p>
-      <w:pPr>
-        <w:rPr>
-          <w:rFonts w:ascii="Times New Roman" w:hAnsi="Times New Roman" w:cs="Times New Roman"/>
-        </w:rPr>
-      </w:pPr>
-    </w:p>
-    <w:p>
-      <w:pPr>
-        <w:rPr>
-          <w:rFonts w:ascii="Times New Roman" w:hAnsi="Times New Roman" w:cs="Times New Roman"/>
-        </w:rPr>
-      </w:pPr>
-    </w:p>
-    <w:p>
-      <w:pPr>
-        <w:rPr>
-          <w:rFonts w:ascii="Times New Roman" w:hAnsi="Times New Roman" w:cs="Times New Roman"/>
-        </w:rPr>
-      </w:pPr>
-    </w:p>
-    <w:p>
-      <w:pPr>
-        <w:rPr>
-          <w:rFonts w:ascii="Times New Roman" w:hAnsi="Times New Roman" w:cs="Times New Roman"/>
-        </w:rPr>
-      </w:pPr>
-    </w:p>
-    <w:p>
-      <w:pPr>
-        <w:rPr>
-          <w:rFonts w:ascii="Times New Roman" w:hAnsi="Times New Roman" w:cs="Times New Roman"/>
-        </w:rPr>
-      </w:pPr>
-    </w:p>
-    <w:p>
-      <w:pPr>
-        <w:rPr>
-          <w:rFonts w:ascii="Times New Roman" w:hAnsi="Times New Roman" w:cs="Times New Roman"/>
-        </w:rPr>
-      </w:pPr>
-      <w:r>
-        <w:rPr>
-          <w:rFonts w:ascii="Times New Roman" w:hAnsi="Times New Roman" w:cs="Times New Roman"/>
-        </w:rPr>
-        <w:lastRenderedPageBreak/>
-        <w:t>Screenshot 2</w:t>
-      </w:r>
-    </w:p>
-    <w:p>
-      <w:pPr>
-        <w:rPr>
-          <w:rFonts w:ascii="Times New Roman" w:hAnsi="Times New Roman" w:cs="Times New Roman"/>
-        </w:rPr>
-      </w:pPr>
-      <w:r>
-        <w:rPr>
-          <w:rFonts w:ascii="Times New Roman" w:hAnsi="Times New Roman" w:cs="Times New Roman"/>
-          <w:noProof/>
-        </w:rPr>
-        <w:drawing>
-          <wp:inline distT="0" distB="0" distL="0" distR="0" wp14:anchorId="30D2AF33" wp14:editId="753B5782">
-            <wp:extent cx="5943600" cy="3702050"/>
-            <wp:effectExtent l="0" t="0" r="0" b="0"/>
-            <wp:docPr id="1473933739" name="Picture 2"/>
-            <wp:cNvGraphicFramePr>
-              <a:graphicFrameLocks xmlns:a="http://schemas.openxmlformats.org/drawingml/2006/main" noChangeAspect="1"/>
-            </wp:cNvGraphicFramePr>
-            <a:graphic xmlns:a="http://schemas.openxmlformats.org/drawingml/2006/main">
-              <a:graphicData uri="http://schemas.openxmlformats.org/drawingml/2006/picture">
-                <pic:pic xmlns:pic="http://schemas.openxmlformats.org/drawingml/2006/picture">
-                  <pic:nvPicPr>
-                    <pic:cNvPr id="1473933739" name="Picture 1473933739"/>
-                    <pic:cNvPicPr/>
-                  </pic:nvPicPr>
-                  <pic:blipFill>
-                    <a:blip r:embed="rId8" cstate="print">
-                      <a:extLst>
-                        <a:ext uri="{28A0092B-C50C-407E-A947-70E740481C1C}">
-                          <a14:useLocalDpi xmlns:a14="http://schemas.microsoft.com/office/drawing/2010/main" val="0"/>
-                        </a:ext>
-                      </a:extLst>
-                    </a:blip>
-                    <a:stretch>
-                      <a:fillRect/>
-                    </a:stretch>
-                  </pic:blipFill>
-                  <pic:spPr>
-                    <a:xfrm>
-                      <a:off x="0" y="0"/>
-                      <a:ext cx="5943600" cy="3702050"/>
-                    </a:xfrm>
-                    <a:prstGeom prst="rect">
-                      <a:avLst/>
-                    </a:prstGeom>
-                  </pic:spPr>
-                </pic:pic>
-              </a:graphicData>
-            </a:graphic>
-          </wp:inline>
-        </w:drawing>
-      </w:r>
-    </w:p>
-    <w:p>
-      <w:pPr>
-        <w:rPr>
-          <w:rFonts w:ascii="Times New Roman" w:hAnsi="Times New Roman" w:cs="Times New Roman"/>
-        </w:rPr>
-      </w:pPr>
-      <w:r>
-        <w:rPr>
-          <w:rFonts w:ascii="Times New Roman" w:hAnsi="Times New Roman" w:cs="Times New Roman"/>
-        </w:rPr>
-        <w:t>Visual Studio code successfully installed.</w:t>
-      </w:r>
-    </w:p>
-    <w:p>
-      <w:pPr>
-        <w:rPr>
-          <w:rFonts w:ascii="Times New Roman" w:hAnsi="Times New Roman" w:cs="Times New Roman"/>
-        </w:rPr>
-      </w:pPr>
-    </w:p>
-    <w:p>
-      <w:pPr>
-        <w:rPr>
-          <w:rFonts w:ascii="Times New Roman" w:hAnsi="Times New Roman" w:cs="Times New Roman"/>
-        </w:rPr>
-      </w:pPr>
-    </w:p>
-    <w:p>
-      <w:pPr>
-        <w:rPr>
-          <w:rFonts w:ascii="Times New Roman" w:hAnsi="Times New Roman" w:cs="Times New Roman"/>
-        </w:rPr>
-      </w:pPr>
-    </w:p>
-    <w:p>
-      <w:pPr>
-        <w:rPr>
-          <w:rFonts w:ascii="Times New Roman" w:hAnsi="Times New Roman" w:cs="Times New Roman"/>
-        </w:rPr>
-      </w:pPr>
-    </w:p>
-    <w:p>
-      <w:pPr>
-        <w:rPr>
-          <w:rFonts w:ascii="Times New Roman" w:hAnsi="Times New Roman" w:cs="Times New Roman"/>
-        </w:rPr>
-      </w:pPr>
-    </w:p>
-    <w:p>
-      <w:pPr>
-        <w:rPr>
-          <w:rFonts w:ascii="Times New Roman" w:hAnsi="Times New Roman" w:cs="Times New Roman"/>
-        </w:rPr>
-      </w:pPr>
-    </w:p>
-    <w:p>
-      <w:pPr>
-        <w:rPr>
-          <w:rFonts w:ascii="Times New Roman" w:hAnsi="Times New Roman" w:cs="Times New Roman"/>
-        </w:rPr>
-      </w:pPr>
-    </w:p>
-    <w:p>
-      <w:pPr>
-        <w:rPr>
-          <w:rFonts w:ascii="Times New Roman" w:hAnsi="Times New Roman" w:cs="Times New Roman"/>
-        </w:rPr>
-      </w:pPr>
-    </w:p>
-    <w:p>
-      <w:pPr>
-        <w:rPr>
-          <w:rFonts w:ascii="Times New Roman" w:hAnsi="Times New Roman" w:cs="Times New Roman"/>
-        </w:rPr>
-      </w:pPr>
-    </w:p>
-    <w:p>
-      <w:pPr>
-        <w:rPr>
-          <w:rFonts w:ascii="Times New Roman" w:hAnsi="Times New Roman" w:cs="Times New Roman"/>
-        </w:rPr>
-      </w:pPr>
-    </w:p>
-    <w:p>
-      <w:pPr>
-        <w:rPr>
-          <w:rFonts w:ascii="Times New Roman" w:hAnsi="Times New Roman" w:cs="Times New Roman"/>
-        </w:rPr>
-      </w:pPr>
-    </w:p>
-    <w:p>
-      <w:pPr>
-        <w:rPr>
-          <w:rFonts w:ascii="Times New Roman" w:hAnsi="Times New Roman" w:cs="Times New Roman"/>
-        </w:rPr>
-      </w:pPr>
-    </w:p>
-    <w:p>
-      <w:pPr>
-        <w:rPr>
-          <w:rFonts w:ascii="Times New Roman" w:hAnsi="Times New Roman" w:cs="Times New Roman"/>
-        </w:rPr>
-      </w:pPr>
-      <w:r>
-        <w:rPr>
-          <w:rFonts w:ascii="Times New Roman" w:hAnsi="Times New Roman" w:cs="Times New Roman"/>
-        </w:rPr>
-        <w:lastRenderedPageBreak/>
-        <w:t>SCREENSHOTS</w:t>
-      </w:r>
-      <w:r>
-        <w:rPr>
-          <w:rFonts w:ascii="Times New Roman" w:hAnsi="Times New Roman" w:cs="Times New Roman"/>
-        </w:rPr>
-        <w:t xml:space="preserve"> 3</w:t>
-      </w:r>
-    </w:p>
-    <w:p>
-      <w:r>
-        <w:rPr>
-          <w:noProof/>
-        </w:rPr>
-        <w:drawing>
-          <wp:inline distT="0" distB="0" distL="0" distR="0" wp14:anchorId="5F86B00A" wp14:editId="45C815ED">
+          <wp:inline distT="0" distB="0" distL="0" distR="0" wp14:anchorId="3A7B0EE8" wp14:editId="1E2F44ED">
             <wp:extent cx="5943600" cy="4158615"/>
             <wp:effectExtent l="0" t="0" r="0" b="0"/>
-            <wp:docPr id="481331835" name="Picture 2"/>
+            <wp:docPr id="764599561" name="Picture 2"/>
             <wp:cNvGraphicFramePr>
               <a:graphicFrameLocks xmlns:a="http://schemas.openxmlformats.org/drawingml/2006/main" noChangeAspect="1"/>
             </wp:cNvGraphicFramePr>
@@ -491,7 +168,7 @@
                     </pic:cNvPicPr>
                   </pic:nvPicPr>
                   <pic:blipFill>
-                    <a:blip r:embed="rId9">
+                    <a:blip r:embed="rId7">
                       <a:extLst>
                         <a:ext uri="{28A0092B-C50C-407E-A947-70E740481C1C}">
                           <a14:useLocalDpi xmlns:a14="http://schemas.microsoft.com/office/drawing/2010/main" val="0"/>
@@ -524,20 +201,109 @@
       </w:r>
     </w:p>
     <w:p>
-      <w:r>
-        <w:t>Above is a screenshot that’s shows inside android studio.</w:t>
-      </w:r>
-    </w:p>
-    <w:p>
-      <w:r>
-        <w:rPr>
+      <w:pPr>
+        <w:rPr>
+          <w:rFonts w:ascii="Times New Roman" w:hAnsi="Times New Roman" w:cs="Times New Roman"/>
+        </w:rPr>
+      </w:pPr>
+    </w:p>
+    <w:p>
+      <w:pPr>
+        <w:rPr>
+          <w:rFonts w:ascii="Times New Roman" w:hAnsi="Times New Roman" w:cs="Times New Roman"/>
+        </w:rPr>
+      </w:pPr>
+    </w:p>
+    <w:p>
+      <w:pPr>
+        <w:rPr>
+          <w:rFonts w:ascii="Times New Roman" w:hAnsi="Times New Roman" w:cs="Times New Roman"/>
+        </w:rPr>
+      </w:pPr>
+    </w:p>
+    <w:p>
+      <w:pPr>
+        <w:rPr>
+          <w:rFonts w:ascii="Times New Roman" w:hAnsi="Times New Roman" w:cs="Times New Roman"/>
+        </w:rPr>
+      </w:pPr>
+    </w:p>
+    <w:p>
+      <w:pPr>
+        <w:rPr>
+          <w:rFonts w:ascii="Times New Roman" w:hAnsi="Times New Roman" w:cs="Times New Roman"/>
+        </w:rPr>
+      </w:pPr>
+    </w:p>
+    <w:p>
+      <w:pPr>
+        <w:rPr>
+          <w:rFonts w:ascii="Times New Roman" w:hAnsi="Times New Roman" w:cs="Times New Roman"/>
+        </w:rPr>
+      </w:pPr>
+    </w:p>
+    <w:p>
+      <w:pPr>
+        <w:rPr>
+          <w:rFonts w:ascii="Times New Roman" w:hAnsi="Times New Roman" w:cs="Times New Roman"/>
+        </w:rPr>
+      </w:pPr>
+    </w:p>
+    <w:p>
+      <w:pPr>
+        <w:rPr>
+          <w:rFonts w:ascii="Times New Roman" w:hAnsi="Times New Roman" w:cs="Times New Roman"/>
+        </w:rPr>
+      </w:pPr>
+    </w:p>
+    <w:p>
+      <w:pPr>
+        <w:rPr>
+          <w:rFonts w:ascii="Times New Roman" w:hAnsi="Times New Roman" w:cs="Times New Roman"/>
+        </w:rPr>
+      </w:pPr>
+      <w:r>
+        <w:rPr>
+          <w:rFonts w:ascii="Times New Roman" w:hAnsi="Times New Roman" w:cs="Times New Roman"/>
+        </w:rPr>
+        <w:t xml:space="preserve">   Figure1.</w:t>
+      </w:r>
+      <w:r>
+        <w:rPr>
+          <w:rFonts w:ascii="Times New Roman" w:hAnsi="Times New Roman" w:cs="Times New Roman"/>
+        </w:rPr>
+        <w:t>1</w:t>
+      </w:r>
+      <w:r>
+        <w:rPr>
+          <w:rFonts w:ascii="Times New Roman" w:hAnsi="Times New Roman" w:cs="Times New Roman"/>
+        </w:rPr>
+        <w:t xml:space="preserve">                                                                                                                                                                                                                         </w:t>
+      </w:r>
+    </w:p>
+    <w:p>
+      <w:pPr>
+        <w:rPr>
+          <w:rFonts w:ascii="Times New Roman" w:hAnsi="Times New Roman" w:cs="Times New Roman"/>
+        </w:rPr>
+      </w:pPr>
+    </w:p>
+    <w:p>
+      <w:pPr>
+        <w:rPr>
+          <w:rFonts w:ascii="Times New Roman" w:hAnsi="Times New Roman" w:cs="Times New Roman"/>
+        </w:rPr>
+      </w:pPr>
+      <w:r>
+        <w:rPr>
+          <w:rFonts w:ascii="Times New Roman" w:hAnsi="Times New Roman" w:cs="Times New Roman"/>
           <w:noProof/>
         </w:rPr>
         <w:drawing>
-          <wp:inline distT="0" distB="0" distL="0" distR="0" wp14:anchorId="38838072" wp14:editId="2622B984">
-            <wp:extent cx="5943600" cy="3156585"/>
-            <wp:effectExtent l="0" t="0" r="0" b="5715"/>
-            <wp:docPr id="2061779091" name="Picture 3"/>
+          <wp:inline distT="0" distB="0" distL="0" distR="0" wp14:anchorId="3CE5B273" wp14:editId="76BD0A64">
+            <wp:extent cx="5943600" cy="3702050"/>
+            <wp:effectExtent l="0" t="0" r="0" b="0"/>
+            <wp:docPr id="209710370" name="Picture 2"/>
             <wp:cNvGraphicFramePr>
               <a:graphicFrameLocks xmlns:a="http://schemas.openxmlformats.org/drawingml/2006/main" noChangeAspect="1"/>
             </wp:cNvGraphicFramePr>
@@ -545,86 +311,11 @@
               <a:graphicData uri="http://schemas.openxmlformats.org/drawingml/2006/picture">
                 <pic:pic xmlns:pic="http://schemas.openxmlformats.org/drawingml/2006/picture">
                   <pic:nvPicPr>
-                    <pic:cNvPr id="0" name="Picture 4"/>
-                    <pic:cNvPicPr>
-                      <a:picLocks noChangeAspect="1" noChangeArrowheads="1"/>
-                    </pic:cNvPicPr>
-                  </pic:nvPicPr>
-                  <pic:blipFill>
-                    <a:blip r:embed="rId10" cstate="print">
-                      <a:extLst>
-                        <a:ext uri="{28A0092B-C50C-407E-A947-70E740481C1C}">
-                          <a14:useLocalDpi xmlns:a14="http://schemas.microsoft.com/office/drawing/2010/main" val="0"/>
-                        </a:ext>
-                      </a:extLst>
-                    </a:blip>
-                    <a:srcRect/>
-                    <a:stretch>
-                      <a:fillRect/>
-                    </a:stretch>
-                  </pic:blipFill>
-                  <pic:spPr bwMode="auto">
-                    <a:xfrm>
-                      <a:off x="0" y="0"/>
-                      <a:ext cx="5943600" cy="3156585"/>
-                    </a:xfrm>
-                    <a:prstGeom prst="rect">
-                      <a:avLst/>
-                    </a:prstGeom>
-                    <a:noFill/>
-                    <a:ln>
-                      <a:noFill/>
-                    </a:ln>
-                  </pic:spPr>
-                </pic:pic>
-              </a:graphicData>
-            </a:graphic>
-          </wp:inline>
-        </w:drawing>
-      </w:r>
-    </w:p>
-    <w:p>
-      <w:proofErr w:type="spellStart"/>
-      <w:r>
-        <w:lastRenderedPageBreak/>
-        <w:t>Succesful</w:t>
-      </w:r>
-      <w:proofErr w:type="spellEnd"/>
-      <w:r>
-        <w:t xml:space="preserve"> installation of android studio.</w:t>
-      </w:r>
-    </w:p>
-    <w:p/>
-    <w:p>
-      <w:r>
-        <w:t>SCREENSHOT</w:t>
-      </w:r>
-      <w:r>
-        <w:t xml:space="preserve"> 4: Main ACTIVITY</w:t>
-      </w:r>
-    </w:p>
-    <w:p>
-      <w:r>
-        <w:rPr>
-          <w:noProof/>
-        </w:rPr>
-        <w:drawing>
-          <wp:inline distT="0" distB="0" distL="0" distR="0" wp14:anchorId="0616DB6D" wp14:editId="46FF997B">
-            <wp:extent cx="5943600" cy="1925320"/>
-            <wp:effectExtent l="0" t="0" r="0" b="0"/>
-            <wp:docPr id="1912163260" name="Picture 1"/>
-            <wp:cNvGraphicFramePr>
-              <a:graphicFrameLocks xmlns:a="http://schemas.openxmlformats.org/drawingml/2006/main" noChangeAspect="1"/>
-            </wp:cNvGraphicFramePr>
-            <a:graphic xmlns:a="http://schemas.openxmlformats.org/drawingml/2006/main">
-              <a:graphicData uri="http://schemas.openxmlformats.org/drawingml/2006/picture">
-                <pic:pic xmlns:pic="http://schemas.openxmlformats.org/drawingml/2006/picture">
-                  <pic:nvPicPr>
-                    <pic:cNvPr id="1912163260" name="Picture 1912163260"/>
+                    <pic:cNvPr id="209710370" name="Picture 209710370"/>
                     <pic:cNvPicPr/>
                   </pic:nvPicPr>
                   <pic:blipFill>
-                    <a:blip r:embed="rId11" cstate="print">
+                    <a:blip r:embed="rId8" cstate="print">
                       <a:extLst>
                         <a:ext uri="{28A0092B-C50C-407E-A947-70E740481C1C}">
                           <a14:useLocalDpi xmlns:a14="http://schemas.microsoft.com/office/drawing/2010/main" val="0"/>
@@ -638,7 +329,7 @@
                   <pic:spPr>
                     <a:xfrm>
                       <a:off x="0" y="0"/>
-                      <a:ext cx="5943600" cy="1925320"/>
+                      <a:ext cx="5943600" cy="3702050"/>
                     </a:xfrm>
                     <a:prstGeom prst="rect">
                       <a:avLst/>
@@ -651,10 +342,276 @@
         </w:drawing>
       </w:r>
     </w:p>
+    <w:p>
+      <w:pPr>
+        <w:rPr>
+          <w:rFonts w:ascii="Times New Roman" w:hAnsi="Times New Roman" w:cs="Times New Roman"/>
+        </w:rPr>
+      </w:pPr>
+    </w:p>
+    <w:p>
+      <w:pPr>
+        <w:rPr>
+          <w:rFonts w:ascii="Times New Roman" w:hAnsi="Times New Roman" w:cs="Times New Roman"/>
+        </w:rPr>
+      </w:pPr>
+    </w:p>
+    <w:p>
+      <w:pPr>
+        <w:rPr>
+          <w:rFonts w:ascii="Times New Roman" w:hAnsi="Times New Roman" w:cs="Times New Roman"/>
+        </w:rPr>
+      </w:pPr>
+    </w:p>
+    <w:p>
+      <w:pPr>
+        <w:rPr>
+          <w:rFonts w:ascii="Times New Roman" w:hAnsi="Times New Roman" w:cs="Times New Roman"/>
+        </w:rPr>
+      </w:pPr>
+    </w:p>
+    <w:p>
+      <w:pPr>
+        <w:rPr>
+          <w:rFonts w:ascii="Times New Roman" w:hAnsi="Times New Roman" w:cs="Times New Roman"/>
+        </w:rPr>
+      </w:pPr>
+    </w:p>
+    <w:p>
+      <w:pPr>
+        <w:rPr>
+          <w:rFonts w:ascii="Times New Roman" w:hAnsi="Times New Roman" w:cs="Times New Roman"/>
+        </w:rPr>
+      </w:pPr>
+    </w:p>
+    <w:p>
+      <w:pPr>
+        <w:rPr>
+          <w:rFonts w:ascii="Times New Roman" w:hAnsi="Times New Roman" w:cs="Times New Roman"/>
+        </w:rPr>
+      </w:pPr>
+    </w:p>
+    <w:p>
+      <w:pPr>
+        <w:rPr>
+          <w:rFonts w:ascii="Times New Roman" w:hAnsi="Times New Roman" w:cs="Times New Roman"/>
+        </w:rPr>
+      </w:pPr>
+    </w:p>
+    <w:p>
+      <w:pPr>
+        <w:rPr>
+          <w:rFonts w:ascii="Times New Roman" w:hAnsi="Times New Roman" w:cs="Times New Roman"/>
+        </w:rPr>
+      </w:pPr>
+    </w:p>
+    <w:p>
+      <w:pPr>
+        <w:rPr>
+          <w:rFonts w:ascii="Times New Roman" w:hAnsi="Times New Roman" w:cs="Times New Roman"/>
+        </w:rPr>
+      </w:pPr>
+    </w:p>
+    <w:p>
+      <w:pPr>
+        <w:rPr>
+          <w:rFonts w:ascii="Times New Roman" w:hAnsi="Times New Roman" w:cs="Times New Roman"/>
+        </w:rPr>
+      </w:pPr>
+    </w:p>
+    <w:p>
+      <w:pPr>
+        <w:rPr>
+          <w:rFonts w:ascii="Times New Roman" w:hAnsi="Times New Roman" w:cs="Times New Roman"/>
+        </w:rPr>
+      </w:pPr>
+      <w:r>
+        <w:rPr>
+          <w:rFonts w:ascii="Times New Roman" w:hAnsi="Times New Roman" w:cs="Times New Roman"/>
+        </w:rPr>
+        <w:t>Figure1.</w:t>
+      </w:r>
+      <w:r>
+        <w:rPr>
+          <w:rFonts w:ascii="Times New Roman" w:hAnsi="Times New Roman" w:cs="Times New Roman"/>
+        </w:rPr>
+        <w:t>2</w:t>
+      </w:r>
+    </w:p>
+    <w:p>
+      <w:r>
+        <w:rPr>
+          <w:noProof/>
+        </w:rPr>
+        <w:drawing>
+          <wp:inline distT="0" distB="0" distL="0" distR="0" wp14:anchorId="7EF76808" wp14:editId="0AEB0F77">
+            <wp:extent cx="5943600" cy="568036"/>
+            <wp:effectExtent l="0" t="0" r="0" b="3810"/>
+            <wp:docPr id="1430772760" name="Picture 6"/>
+            <wp:cNvGraphicFramePr>
+              <a:graphicFrameLocks xmlns:a="http://schemas.openxmlformats.org/drawingml/2006/main" noChangeAspect="1"/>
+            </wp:cNvGraphicFramePr>
+            <a:graphic xmlns:a="http://schemas.openxmlformats.org/drawingml/2006/main">
+              <a:graphicData uri="http://schemas.openxmlformats.org/drawingml/2006/picture">
+                <pic:pic xmlns:pic="http://schemas.openxmlformats.org/drawingml/2006/picture">
+                  <pic:nvPicPr>
+                    <pic:cNvPr id="1430772760" name="Picture 1430772760"/>
+                    <pic:cNvPicPr/>
+                  </pic:nvPicPr>
+                  <pic:blipFill>
+                    <a:blip r:embed="rId9">
+                      <a:extLst>
+                        <a:ext uri="{28A0092B-C50C-407E-A947-70E740481C1C}">
+                          <a14:useLocalDpi xmlns:a14="http://schemas.microsoft.com/office/drawing/2010/main" val="0"/>
+                        </a:ext>
+                      </a:extLst>
+                    </a:blip>
+                    <a:stretch>
+                      <a:fillRect/>
+                    </a:stretch>
+                  </pic:blipFill>
+                  <pic:spPr>
+                    <a:xfrm>
+                      <a:off x="0" y="0"/>
+                      <a:ext cx="6031672" cy="576453"/>
+                    </a:xfrm>
+                    <a:prstGeom prst="rect">
+                      <a:avLst/>
+                    </a:prstGeom>
+                  </pic:spPr>
+                </pic:pic>
+              </a:graphicData>
+            </a:graphic>
+          </wp:inline>
+        </w:drawing>
+      </w:r>
+    </w:p>
+    <w:p>
+      <w:r>
+        <w:t>Figure1.</w:t>
+      </w:r>
+      <w:r>
+        <w:t>3</w:t>
+      </w:r>
+    </w:p>
+    <w:p>
+      <w:r>
+        <w:rPr>
+          <w:noProof/>
+        </w:rPr>
+        <w:drawing>
+          <wp:inline distT="0" distB="0" distL="0" distR="0" wp14:anchorId="744B02D9" wp14:editId="57C2630A">
+            <wp:extent cx="5540220" cy="3444538"/>
+            <wp:effectExtent l="0" t="0" r="3810" b="3810"/>
+            <wp:docPr id="814418756" name="Picture 3"/>
+            <wp:cNvGraphicFramePr>
+              <a:graphicFrameLocks xmlns:a="http://schemas.openxmlformats.org/drawingml/2006/main" noChangeAspect="1"/>
+            </wp:cNvGraphicFramePr>
+            <a:graphic xmlns:a="http://schemas.openxmlformats.org/drawingml/2006/main">
+              <a:graphicData uri="http://schemas.openxmlformats.org/drawingml/2006/picture">
+                <pic:pic xmlns:pic="http://schemas.openxmlformats.org/drawingml/2006/picture">
+                  <pic:nvPicPr>
+                    <pic:cNvPr id="814418756" name="Picture 814418756"/>
+                    <pic:cNvPicPr/>
+                  </pic:nvPicPr>
+                  <pic:blipFill>
+                    <a:blip r:embed="rId10">
+                      <a:extLst>
+                        <a:ext uri="{28A0092B-C50C-407E-A947-70E740481C1C}">
+                          <a14:useLocalDpi xmlns:a14="http://schemas.microsoft.com/office/drawing/2010/main" val="0"/>
+                        </a:ext>
+                      </a:extLst>
+                    </a:blip>
+                    <a:stretch>
+                      <a:fillRect/>
+                    </a:stretch>
+                  </pic:blipFill>
+                  <pic:spPr>
+                    <a:xfrm>
+                      <a:off x="0" y="0"/>
+                      <a:ext cx="5540220" cy="3444538"/>
+                    </a:xfrm>
+                    <a:prstGeom prst="rect">
+                      <a:avLst/>
+                    </a:prstGeom>
+                  </pic:spPr>
+                </pic:pic>
+              </a:graphicData>
+            </a:graphic>
+          </wp:inline>
+        </w:drawing>
+      </w:r>
+    </w:p>
     <w:p/>
-    <w:p>
-      <w:r>
-        <w:t>SCREENSHOT 5</w:t>
+    <w:p/>
+    <w:p/>
+    <w:p/>
+    <w:p/>
+    <w:p/>
+    <w:p>
+      <w:r>
+        <w:lastRenderedPageBreak/>
+        <w:t>Figure1.</w:t>
+      </w:r>
+      <w:r>
+        <w:t>4</w:t>
+      </w:r>
+    </w:p>
+    <w:p>
+      <w:r>
+        <w:rPr>
+          <w:noProof/>
+        </w:rPr>
+        <w:drawing>
+          <wp:inline distT="0" distB="0" distL="0" distR="0" wp14:anchorId="6D97E8A2" wp14:editId="1A4CF542">
+            <wp:extent cx="4551218" cy="1417320"/>
+            <wp:effectExtent l="0" t="0" r="1905" b="0"/>
+            <wp:docPr id="392709635" name="Picture 4"/>
+            <wp:cNvGraphicFramePr>
+              <a:graphicFrameLocks xmlns:a="http://schemas.openxmlformats.org/drawingml/2006/main" noChangeAspect="1"/>
+            </wp:cNvGraphicFramePr>
+            <a:graphic xmlns:a="http://schemas.openxmlformats.org/drawingml/2006/main">
+              <a:graphicData uri="http://schemas.openxmlformats.org/drawingml/2006/picture">
+                <pic:pic xmlns:pic="http://schemas.openxmlformats.org/drawingml/2006/picture">
+                  <pic:nvPicPr>
+                    <pic:cNvPr id="392709635" name="Picture 392709635"/>
+                    <pic:cNvPicPr/>
+                  </pic:nvPicPr>
+                  <pic:blipFill>
+                    <a:blip r:embed="rId11">
+                      <a:extLst>
+                        <a:ext uri="{28A0092B-C50C-407E-A947-70E740481C1C}">
+                          <a14:useLocalDpi xmlns:a14="http://schemas.microsoft.com/office/drawing/2010/main" val="0"/>
+                        </a:ext>
+                      </a:extLst>
+                    </a:blip>
+                    <a:stretch>
+                      <a:fillRect/>
+                    </a:stretch>
+                  </pic:blipFill>
+                  <pic:spPr>
+                    <a:xfrm>
+                      <a:off x="0" y="0"/>
+                      <a:ext cx="4566732" cy="1422151"/>
+                    </a:xfrm>
+                    <a:prstGeom prst="rect">
+                      <a:avLst/>
+                    </a:prstGeom>
+                  </pic:spPr>
+                </pic:pic>
+              </a:graphicData>
+            </a:graphic>
+          </wp:inline>
+        </w:drawing>
+      </w:r>
+    </w:p>
+    <w:p/>
+    <w:p>
+      <w:r>
+        <w:t>Figure1.</w:t>
+      </w:r>
+      <w:r>
+        <w:t>5</w:t>
       </w:r>
     </w:p>
     <w:p>
@@ -707,25 +664,10 @@
     </w:p>
     <w:p>
       <w:r>
-        <w:t xml:space="preserve">Node </w:t>
-      </w:r>
-      <w:proofErr w:type="spellStart"/>
-      <w:r>
-        <w:t>js</w:t>
-      </w:r>
-      <w:proofErr w:type="spellEnd"/>
-      <w:r>
-        <w:t xml:space="preserve"> successfully installed.</w:t>
-      </w:r>
-    </w:p>
-    <w:p/>
-    <w:p>
-      <w:r>
-        <w:lastRenderedPageBreak/>
-        <w:t>SCREENSHOT 6</w:t>
-      </w:r>
-      <w:r>
-        <w:t xml:space="preserve"> : EMULATOR</w:t>
+        <w:t>Figure1.</w:t>
+      </w:r>
+      <w:r>
+        <w:t xml:space="preserve">6 </w:t>
       </w:r>
     </w:p>
     <w:p>
@@ -734,10 +676,10 @@
           <w:noProof/>
         </w:rPr>
         <w:drawing>
-          <wp:inline distT="0" distB="0" distL="0" distR="0" wp14:anchorId="13255C78" wp14:editId="1056639F">
-            <wp:extent cx="3254022" cy="4419983"/>
-            <wp:effectExtent l="0" t="0" r="3810" b="0"/>
-            <wp:docPr id="1796712735" name="Picture 4"/>
+          <wp:inline distT="0" distB="0" distL="0" distR="0" wp14:anchorId="64AEEBFE" wp14:editId="1468F33C">
+            <wp:extent cx="5943600" cy="1364615"/>
+            <wp:effectExtent l="0" t="0" r="0" b="6985"/>
+            <wp:docPr id="665677192" name="Picture 10"/>
             <wp:cNvGraphicFramePr>
               <a:graphicFrameLocks xmlns:a="http://schemas.openxmlformats.org/drawingml/2006/main" noChangeAspect="1"/>
             </wp:cNvGraphicFramePr>
@@ -745,7 +687,7 @@
               <a:graphicData uri="http://schemas.openxmlformats.org/drawingml/2006/picture">
                 <pic:pic xmlns:pic="http://schemas.openxmlformats.org/drawingml/2006/picture">
                   <pic:nvPicPr>
-                    <pic:cNvPr id="1796712735" name="Picture 1796712735"/>
+                    <pic:cNvPr id="665677192" name="Picture 665677192"/>
                     <pic:cNvPicPr/>
                   </pic:nvPicPr>
                   <pic:blipFill>
@@ -763,7 +705,7 @@
                   <pic:spPr>
                     <a:xfrm>
                       <a:off x="0" y="0"/>
-                      <a:ext cx="3254022" cy="4419983"/>
+                      <a:ext cx="5943600" cy="1364615"/>
                     </a:xfrm>
                     <a:prstGeom prst="rect">
                       <a:avLst/>
@@ -776,18 +718,23 @@
         </w:drawing>
       </w:r>
     </w:p>
-    <w:p>
-      <w:r>
-        <w:t xml:space="preserve">Screenshot of the </w:t>
-      </w:r>
-      <w:r>
-        <w:t>emulator.</w:t>
-      </w:r>
-    </w:p>
     <w:p/>
-    <w:p>
-      <w:r>
-        <w:t>SCREENSHOT 7</w:t>
+    <w:p/>
+    <w:p/>
+    <w:p/>
+    <w:p/>
+    <w:p/>
+    <w:p/>
+    <w:p/>
+    <w:p/>
+    <w:p/>
+    <w:p/>
+    <w:p>
+      <w:r>
+        <w:t xml:space="preserve">Figure </w:t>
+      </w:r>
+      <w:r>
+        <w:t>2.0</w:t>
       </w:r>
     </w:p>
     <w:p>
@@ -796,10 +743,10 @@
           <w:noProof/>
         </w:rPr>
         <w:drawing>
-          <wp:inline distT="0" distB="0" distL="0" distR="0" wp14:anchorId="0D87792F" wp14:editId="69C993E3">
-            <wp:extent cx="5943600" cy="1991995"/>
-            <wp:effectExtent l="0" t="0" r="0" b="8255"/>
-            <wp:docPr id="171873694" name="Picture 5"/>
+          <wp:inline distT="0" distB="0" distL="0" distR="0" wp14:anchorId="46A2580D" wp14:editId="3E9161D3">
+            <wp:extent cx="5943600" cy="4394200"/>
+            <wp:effectExtent l="0" t="0" r="0" b="6350"/>
+            <wp:docPr id="2099325389" name="Picture 5"/>
             <wp:cNvGraphicFramePr>
               <a:graphicFrameLocks xmlns:a="http://schemas.openxmlformats.org/drawingml/2006/main" noChangeAspect="1"/>
             </wp:cNvGraphicFramePr>
@@ -807,11 +754,11 @@
               <a:graphicData uri="http://schemas.openxmlformats.org/drawingml/2006/picture">
                 <pic:pic xmlns:pic="http://schemas.openxmlformats.org/drawingml/2006/picture">
                   <pic:nvPicPr>
-                    <pic:cNvPr id="171873694" name="Picture 171873694"/>
+                    <pic:cNvPr id="2099325389" name="Picture 2099325389"/>
                     <pic:cNvPicPr/>
                   </pic:nvPicPr>
                   <pic:blipFill>
-                    <a:blip r:embed="rId14" cstate="print">
+                    <a:blip r:embed="rId14">
                       <a:extLst>
                         <a:ext uri="{28A0092B-C50C-407E-A947-70E740481C1C}">
                           <a14:useLocalDpi xmlns:a14="http://schemas.microsoft.com/office/drawing/2010/main" val="0"/>
@@ -825,7 +772,7 @@
                   <pic:spPr>
                     <a:xfrm>
                       <a:off x="0" y="0"/>
-                      <a:ext cx="5943600" cy="1991995"/>
+                      <a:ext cx="5943600" cy="4394200"/>
                     </a:xfrm>
                     <a:prstGeom prst="rect">
                       <a:avLst/>
@@ -838,23 +785,17 @@
         </w:drawing>
       </w:r>
     </w:p>
-    <w:p>
-      <w:r>
-        <w:t xml:space="preserve">Screenshot of the </w:t>
-      </w:r>
-      <w:proofErr w:type="spellStart"/>
-      <w:r>
-        <w:t>github</w:t>
-      </w:r>
-      <w:proofErr w:type="spellEnd"/>
-      <w:r>
-        <w:t xml:space="preserve"> account in use.</w:t>
-      </w:r>
-    </w:p>
     <w:p/>
-    <w:p>
-      <w:r>
-        <w:t>SCREENSHOT : GRADLE</w:t>
+    <w:p/>
+    <w:p/>
+    <w:p/>
+    <w:p/>
+    <w:p>
+      <w:r>
+        <w:t xml:space="preserve">Figure </w:t>
+      </w:r>
+      <w:r>
+        <w:t>2.1</w:t>
       </w:r>
     </w:p>
     <w:p>
@@ -863,10 +804,10 @@
           <w:noProof/>
         </w:rPr>
         <w:drawing>
-          <wp:inline distT="0" distB="0" distL="0" distR="0" wp14:anchorId="3F4E4B4F" wp14:editId="6D847C5E">
-            <wp:extent cx="5943600" cy="3073400"/>
+          <wp:inline distT="0" distB="0" distL="0" distR="0" wp14:anchorId="5B84A6FE" wp14:editId="2C455731">
+            <wp:extent cx="5943600" cy="3185795"/>
             <wp:effectExtent l="0" t="0" r="0" b="0"/>
-            <wp:docPr id="171499639" name="Picture 2"/>
+            <wp:docPr id="882567131" name="Picture 7"/>
             <wp:cNvGraphicFramePr>
               <a:graphicFrameLocks xmlns:a="http://schemas.openxmlformats.org/drawingml/2006/main" noChangeAspect="1"/>
             </wp:cNvGraphicFramePr>
@@ -874,11 +815,131 @@
               <a:graphicData uri="http://schemas.openxmlformats.org/drawingml/2006/picture">
                 <pic:pic xmlns:pic="http://schemas.openxmlformats.org/drawingml/2006/picture">
                   <pic:nvPicPr>
-                    <pic:cNvPr id="171499639" name="Picture 171499639"/>
+                    <pic:cNvPr id="882567131" name="Picture 882567131"/>
                     <pic:cNvPicPr/>
                   </pic:nvPicPr>
                   <pic:blipFill>
-                    <a:blip r:embed="rId15">
+                    <a:blip r:embed="rId15" cstate="print">
+                      <a:extLst>
+                        <a:ext uri="{28A0092B-C50C-407E-A947-70E740481C1C}">
+                          <a14:useLocalDpi xmlns:a14="http://schemas.microsoft.com/office/drawing/2010/main" val="0"/>
+                        </a:ext>
+                      </a:extLst>
+                    </a:blip>
+                    <a:stretch>
+                      <a:fillRect/>
+                    </a:stretch>
+                  </pic:blipFill>
+                  <pic:spPr>
+                    <a:xfrm>
+                      <a:off x="0" y="0"/>
+                      <a:ext cx="5943600" cy="3185795"/>
+                    </a:xfrm>
+                    <a:prstGeom prst="rect">
+                      <a:avLst/>
+                    </a:prstGeom>
+                  </pic:spPr>
+                </pic:pic>
+              </a:graphicData>
+            </a:graphic>
+          </wp:inline>
+        </w:drawing>
+      </w:r>
+    </w:p>
+    <w:p/>
+    <w:p/>
+    <w:p/>
+    <w:p/>
+    <w:p/>
+    <w:p/>
+    <w:p/>
+    <w:p/>
+    <w:p/>
+    <w:p>
+      <w:r>
+        <w:lastRenderedPageBreak/>
+        <w:t>Figure 2.2</w:t>
+      </w:r>
+    </w:p>
+    <w:p>
+      <w:r>
+        <w:rPr>
+          <w:noProof/>
+        </w:rPr>
+        <w:drawing>
+          <wp:inline distT="0" distB="0" distL="0" distR="0" wp14:anchorId="1061CE9B" wp14:editId="01DF33ED">
+            <wp:extent cx="2872989" cy="6934801"/>
+            <wp:effectExtent l="0" t="0" r="3810" b="0"/>
+            <wp:docPr id="1500532428" name="Picture 8"/>
+            <wp:cNvGraphicFramePr>
+              <a:graphicFrameLocks xmlns:a="http://schemas.openxmlformats.org/drawingml/2006/main" noChangeAspect="1"/>
+            </wp:cNvGraphicFramePr>
+            <a:graphic xmlns:a="http://schemas.openxmlformats.org/drawingml/2006/main">
+              <a:graphicData uri="http://schemas.openxmlformats.org/drawingml/2006/picture">
+                <pic:pic xmlns:pic="http://schemas.openxmlformats.org/drawingml/2006/picture">
+                  <pic:nvPicPr>
+                    <pic:cNvPr id="1500532428" name="Picture 1500532428"/>
+                    <pic:cNvPicPr/>
+                  </pic:nvPicPr>
+                  <pic:blipFill>
+                    <a:blip r:embed="rId16">
+                      <a:extLst>
+                        <a:ext uri="{28A0092B-C50C-407E-A947-70E740481C1C}">
+                          <a14:useLocalDpi xmlns:a14="http://schemas.microsoft.com/office/drawing/2010/main" val="0"/>
+                        </a:ext>
+                      </a:extLst>
+                    </a:blip>
+                    <a:stretch>
+                      <a:fillRect/>
+                    </a:stretch>
+                  </pic:blipFill>
+                  <pic:spPr>
+                    <a:xfrm>
+                      <a:off x="0" y="0"/>
+                      <a:ext cx="2872989" cy="6934801"/>
+                    </a:xfrm>
+                    <a:prstGeom prst="rect">
+                      <a:avLst/>
+                    </a:prstGeom>
+                  </pic:spPr>
+                </pic:pic>
+              </a:graphicData>
+            </a:graphic>
+          </wp:inline>
+        </w:drawing>
+      </w:r>
+    </w:p>
+    <w:p/>
+    <w:p/>
+    <w:p/>
+    <w:p>
+      <w:r>
+        <w:lastRenderedPageBreak/>
+        <w:t>Figure 2.3</w:t>
+      </w:r>
+    </w:p>
+    <w:p>
+      <w:r>
+        <w:rPr>
+          <w:noProof/>
+        </w:rPr>
+        <w:drawing>
+          <wp:inline distT="0" distB="0" distL="0" distR="0" wp14:anchorId="202806B3" wp14:editId="45215EF9">
+            <wp:extent cx="5943600" cy="3073400"/>
+            <wp:effectExtent l="0" t="0" r="0" b="0"/>
+            <wp:docPr id="1069720466" name="Picture 9"/>
+            <wp:cNvGraphicFramePr>
+              <a:graphicFrameLocks xmlns:a="http://schemas.openxmlformats.org/drawingml/2006/main" noChangeAspect="1"/>
+            </wp:cNvGraphicFramePr>
+            <a:graphic xmlns:a="http://schemas.openxmlformats.org/drawingml/2006/main">
+              <a:graphicData uri="http://schemas.openxmlformats.org/drawingml/2006/picture">
+                <pic:pic xmlns:pic="http://schemas.openxmlformats.org/drawingml/2006/picture">
+                  <pic:nvPicPr>
+                    <pic:cNvPr id="1069720466" name="Picture 1069720466"/>
+                    <pic:cNvPicPr/>
+                  </pic:nvPicPr>
+                  <pic:blipFill>
+                    <a:blip r:embed="rId17">
                       <a:extLst>
                         <a:ext uri="{28A0092B-C50C-407E-A947-70E740481C1C}">
                           <a14:useLocalDpi xmlns:a14="http://schemas.microsoft.com/office/drawing/2010/main" val="0"/>
@@ -905,135 +966,6 @@
         </w:drawing>
       </w:r>
     </w:p>
-    <w:p>
-      <w:r>
-        <w:t>SCREENSHOT : FIREBASE</w:t>
-      </w:r>
-    </w:p>
-    <w:p>
-      <w:r>
-        <w:rPr>
-          <w:noProof/>
-        </w:rPr>
-        <w:lastRenderedPageBreak/>
-        <w:drawing>
-          <wp:inline distT="0" distB="0" distL="0" distR="0" wp14:anchorId="4A862C19" wp14:editId="2D05BE42">
-            <wp:extent cx="5768840" cy="5685013"/>
-            <wp:effectExtent l="0" t="0" r="3810" b="0"/>
-            <wp:docPr id="885167791" name="Picture 4"/>
-            <wp:cNvGraphicFramePr>
-              <a:graphicFrameLocks xmlns:a="http://schemas.openxmlformats.org/drawingml/2006/main" noChangeAspect="1"/>
-            </wp:cNvGraphicFramePr>
-            <a:graphic xmlns:a="http://schemas.openxmlformats.org/drawingml/2006/main">
-              <a:graphicData uri="http://schemas.openxmlformats.org/drawingml/2006/picture">
-                <pic:pic xmlns:pic="http://schemas.openxmlformats.org/drawingml/2006/picture">
-                  <pic:nvPicPr>
-                    <pic:cNvPr id="885167791" name="Picture 885167791"/>
-                    <pic:cNvPicPr/>
-                  </pic:nvPicPr>
-                  <pic:blipFill>
-                    <a:blip r:embed="rId16">
-                      <a:extLst>
-                        <a:ext uri="{28A0092B-C50C-407E-A947-70E740481C1C}">
-                          <a14:useLocalDpi xmlns:a14="http://schemas.microsoft.com/office/drawing/2010/main" val="0"/>
-                        </a:ext>
-                      </a:extLst>
-                    </a:blip>
-                    <a:stretch>
-                      <a:fillRect/>
-                    </a:stretch>
-                  </pic:blipFill>
-                  <pic:spPr>
-                    <a:xfrm>
-                      <a:off x="0" y="0"/>
-                      <a:ext cx="5768840" cy="5685013"/>
-                    </a:xfrm>
-                    <a:prstGeom prst="rect">
-                      <a:avLst/>
-                    </a:prstGeom>
-                  </pic:spPr>
-                </pic:pic>
-              </a:graphicData>
-            </a:graphic>
-          </wp:inline>
-        </w:drawing>
-      </w:r>
-    </w:p>
-    <w:p/>
-    <w:p/>
-    <w:p/>
-    <w:p/>
-    <w:p/>
-    <w:p/>
-    <w:p/>
-    <w:p/>
-    <w:p>
-      <w:r>
-        <w:lastRenderedPageBreak/>
-        <w:t>TASK 2 HELLO WORLD CREATION</w:t>
-      </w:r>
-    </w:p>
-    <w:p>
-      <w:r>
-        <w:t>My app title hello world</w:t>
-      </w:r>
-    </w:p>
-    <w:p>
-      <w:r>
-        <w:t>S</w:t>
-      </w:r>
-      <w:r>
-        <w:t>CREENSHOT</w:t>
-      </w:r>
-    </w:p>
-    <w:p>
-      <w:r>
-        <w:rPr>
-          <w:noProof/>
-        </w:rPr>
-        <w:drawing>
-          <wp:inline distT="0" distB="0" distL="0" distR="0" wp14:anchorId="1E2434D2" wp14:editId="30C76809">
-            <wp:extent cx="5943600" cy="4017010"/>
-            <wp:effectExtent l="0" t="0" r="0" b="2540"/>
-            <wp:docPr id="352232639" name="Picture 6"/>
-            <wp:cNvGraphicFramePr>
-              <a:graphicFrameLocks xmlns:a="http://schemas.openxmlformats.org/drawingml/2006/main" noChangeAspect="1"/>
-            </wp:cNvGraphicFramePr>
-            <a:graphic xmlns:a="http://schemas.openxmlformats.org/drawingml/2006/main">
-              <a:graphicData uri="http://schemas.openxmlformats.org/drawingml/2006/picture">
-                <pic:pic xmlns:pic="http://schemas.openxmlformats.org/drawingml/2006/picture">
-                  <pic:nvPicPr>
-                    <pic:cNvPr id="352232639" name="Picture 352232639"/>
-                    <pic:cNvPicPr/>
-                  </pic:nvPicPr>
-                  <pic:blipFill>
-                    <a:blip r:embed="rId17">
-                      <a:extLst>
-                        <a:ext uri="{28A0092B-C50C-407E-A947-70E740481C1C}">
-                          <a14:useLocalDpi xmlns:a14="http://schemas.microsoft.com/office/drawing/2010/main" val="0"/>
-                        </a:ext>
-                      </a:extLst>
-                    </a:blip>
-                    <a:stretch>
-                      <a:fillRect/>
-                    </a:stretch>
-                  </pic:blipFill>
-                  <pic:spPr>
-                    <a:xfrm>
-                      <a:off x="0" y="0"/>
-                      <a:ext cx="5943600" cy="4017010"/>
-                    </a:xfrm>
-                    <a:prstGeom prst="rect">
-                      <a:avLst/>
-                    </a:prstGeom>
-                  </pic:spPr>
-                </pic:pic>
-              </a:graphicData>
-            </a:graphic>
-          </wp:inline>
-        </w:drawing>
-      </w:r>
-    </w:p>
     <w:p/>
     <w:p/>
     <w:p/>
@@ -1044,11 +976,18 @@
     <w:p/>
     <w:p/>
     <w:p/>
-    <w:p>
+    <w:p/>
+    <w:p/>
+    <w:p/>
+    <w:p/>
+    <w:p/>
+    <w:p>
+      <w:proofErr w:type="gramStart"/>
       <w:r>
         <w:lastRenderedPageBreak/>
-        <w:t>Week 2: Mini Student Management</w:t>
-      </w:r>
+        <w:t>Figure  3.0</w:t>
+      </w:r>
+      <w:proofErr w:type="gramEnd"/>
     </w:p>
     <w:p>
       <w:r>
@@ -1056,10 +995,10 @@
           <w:noProof/>
         </w:rPr>
         <w:drawing>
-          <wp:inline distT="0" distB="0" distL="0" distR="0" wp14:anchorId="5E16F470" wp14:editId="7F155B5D">
-            <wp:extent cx="5943600" cy="4498975"/>
-            <wp:effectExtent l="0" t="0" r="0" b="0"/>
-            <wp:docPr id="2122166736" name="Picture 7"/>
+          <wp:inline distT="0" distB="0" distL="0" distR="0" wp14:anchorId="76C298C2" wp14:editId="1305B3FB">
+            <wp:extent cx="2834886" cy="6157494"/>
+            <wp:effectExtent l="0" t="0" r="3810" b="0"/>
+            <wp:docPr id="1037623568" name="Picture 11"/>
             <wp:cNvGraphicFramePr>
               <a:graphicFrameLocks xmlns:a="http://schemas.openxmlformats.org/drawingml/2006/main" noChangeAspect="1"/>
             </wp:cNvGraphicFramePr>
@@ -1067,7 +1006,7 @@
               <a:graphicData uri="http://schemas.openxmlformats.org/drawingml/2006/picture">
                 <pic:pic xmlns:pic="http://schemas.openxmlformats.org/drawingml/2006/picture">
                   <pic:nvPicPr>
-                    <pic:cNvPr id="2122166736" name="Picture 2122166736"/>
+                    <pic:cNvPr id="1037623568" name="Picture 1037623568"/>
                     <pic:cNvPicPr/>
                   </pic:nvPicPr>
                   <pic:blipFill>
@@ -1085,7 +1024,7 @@
                   <pic:spPr>
                     <a:xfrm>
                       <a:off x="0" y="0"/>
-                      <a:ext cx="5943600" cy="4498975"/>
+                      <a:ext cx="2834886" cy="6157494"/>
                     </a:xfrm>
                     <a:prstGeom prst="rect">
                       <a:avLst/>
@@ -1098,45 +1037,27 @@
         </w:drawing>
       </w:r>
     </w:p>
-    <w:p>
-      <w:pPr>
-        <w:rPr>
-          <w:rFonts w:ascii="Times New Roman" w:hAnsi="Times New Roman" w:cs="Times New Roman"/>
-        </w:rPr>
-      </w:pPr>
-      <w:r>
-        <w:t xml:space="preserve"> </w:t>
-      </w:r>
-    </w:p>
-    <w:p>
-      <w:pPr>
-        <w:rPr>
-          <w:rFonts w:ascii="Times New Roman" w:hAnsi="Times New Roman" w:cs="Times New Roman"/>
-        </w:rPr>
-      </w:pPr>
-      <w:r>
-        <w:rPr>
-          <w:rFonts w:ascii="Times New Roman" w:hAnsi="Times New Roman" w:cs="Times New Roman"/>
-        </w:rPr>
-        <w:t>Screenshot of Kotlin</w:t>
-      </w:r>
-    </w:p>
-    <w:p>
-      <w:pPr>
-        <w:rPr>
-          <w:rFonts w:ascii="Times New Roman" w:hAnsi="Times New Roman" w:cs="Times New Roman"/>
-        </w:rPr>
-      </w:pPr>
-      <w:r>
-        <w:rPr>
-          <w:rFonts w:ascii="Times New Roman" w:hAnsi="Times New Roman" w:cs="Times New Roman"/>
+    <w:p/>
+    <w:p/>
+    <w:p/>
+    <w:p/>
+    <w:p/>
+    <w:p>
+      <w:r>
+        <w:lastRenderedPageBreak/>
+        <w:t>Figure 3.1</w:t>
+      </w:r>
+    </w:p>
+    <w:p>
+      <w:r>
+        <w:rPr>
           <w:noProof/>
         </w:rPr>
         <w:drawing>
-          <wp:inline distT="0" distB="0" distL="0" distR="0" wp14:anchorId="338BCBC8" wp14:editId="2AC06F73">
-            <wp:extent cx="5943600" cy="2639060"/>
-            <wp:effectExtent l="0" t="0" r="0" b="8890"/>
-            <wp:docPr id="1426192527" name="Picture 1"/>
+          <wp:inline distT="0" distB="0" distL="0" distR="0" wp14:anchorId="5314CAE5" wp14:editId="30EA9FF7">
+            <wp:extent cx="2653145" cy="3901440"/>
+            <wp:effectExtent l="0" t="0" r="0" b="3810"/>
+            <wp:docPr id="1044583181" name="Picture 12"/>
             <wp:cNvGraphicFramePr>
               <a:graphicFrameLocks xmlns:a="http://schemas.openxmlformats.org/drawingml/2006/main" noChangeAspect="1"/>
             </wp:cNvGraphicFramePr>
@@ -1144,7 +1065,7 @@
               <a:graphicData uri="http://schemas.openxmlformats.org/drawingml/2006/picture">
                 <pic:pic xmlns:pic="http://schemas.openxmlformats.org/drawingml/2006/picture">
                   <pic:nvPicPr>
-                    <pic:cNvPr id="1426192527" name="Picture 1426192527"/>
+                    <pic:cNvPr id="1044583181" name="Picture 1044583181"/>
                     <pic:cNvPicPr/>
                   </pic:nvPicPr>
                   <pic:blipFill>
@@ -1162,7 +1083,7 @@
                   <pic:spPr>
                     <a:xfrm>
                       <a:off x="0" y="0"/>
-                      <a:ext cx="5943600" cy="2639060"/>
+                      <a:ext cx="2660174" cy="3911777"/>
                     </a:xfrm>
                     <a:prstGeom prst="rect">
                       <a:avLst/>
@@ -1178,6 +1099,103 @@
     <w:p>
       <w:pPr>
         <w:rPr>
+          <w:rFonts w:ascii="Times New Roman" w:hAnsi="Times New Roman" w:cs="Times New Roman"/>
+        </w:rPr>
+      </w:pPr>
+      <w:r>
+        <w:t xml:space="preserve"> </w:t>
+      </w:r>
+    </w:p>
+    <w:p>
+      <w:pPr>
+        <w:rPr>
+          <w:rFonts w:ascii="Times New Roman" w:hAnsi="Times New Roman" w:cs="Times New Roman"/>
+        </w:rPr>
+      </w:pPr>
+    </w:p>
+    <w:p>
+      <w:pPr>
+        <w:rPr>
+          <w:b/>
+          <w:bCs/>
+        </w:rPr>
+      </w:pPr>
+    </w:p>
+    <w:p>
+      <w:pPr>
+        <w:rPr>
+          <w:b/>
+          <w:bCs/>
+        </w:rPr>
+      </w:pPr>
+    </w:p>
+    <w:p>
+      <w:pPr>
+        <w:rPr>
+          <w:b/>
+          <w:bCs/>
+        </w:rPr>
+      </w:pPr>
+    </w:p>
+    <w:p>
+      <w:pPr>
+        <w:rPr>
+          <w:b/>
+          <w:bCs/>
+        </w:rPr>
+      </w:pPr>
+    </w:p>
+    <w:p>
+      <w:pPr>
+        <w:rPr>
+          <w:b/>
+          <w:bCs/>
+        </w:rPr>
+      </w:pPr>
+    </w:p>
+    <w:p>
+      <w:pPr>
+        <w:rPr>
+          <w:b/>
+          <w:bCs/>
+        </w:rPr>
+      </w:pPr>
+    </w:p>
+    <w:p>
+      <w:pPr>
+        <w:rPr>
+          <w:b/>
+          <w:bCs/>
+        </w:rPr>
+      </w:pPr>
+    </w:p>
+    <w:p>
+      <w:pPr>
+        <w:rPr>
+          <w:b/>
+          <w:bCs/>
+        </w:rPr>
+      </w:pPr>
+    </w:p>
+    <w:p>
+      <w:pPr>
+        <w:rPr>
+          <w:b/>
+          <w:bCs/>
+        </w:rPr>
+      </w:pPr>
+    </w:p>
+    <w:p>
+      <w:pPr>
+        <w:rPr>
+          <w:b/>
+          <w:bCs/>
+        </w:rPr>
+      </w:pPr>
+    </w:p>
+    <w:p>
+      <w:pPr>
+        <w:rPr>
           <w:b/>
           <w:bCs/>
         </w:rPr>
@@ -1199,6 +1217,12 @@
       </w:r>
     </w:p>
     <w:p>
+      <w:pPr>
+        <w:rPr>
+          <w:b/>
+          <w:bCs/>
+        </w:rPr>
+      </w:pPr>
       <w:r>
         <w:rPr>
           <w:b/>
@@ -1207,81 +1231,92 @@
         <w:t>Student Name:</w:t>
       </w:r>
       <w:r>
-        <w:t xml:space="preserve"> </w:t>
-      </w:r>
-      <w:r>
-        <w:t>PRINCESS HILDA MUNYI</w:t>
-      </w:r>
-    </w:p>
-    <w:p>
-      <w:r>
-        <w:rPr>
-          <w:b/>
-          <w:bCs/>
-        </w:rPr>
-        <w:t>Admission Number:</w:t>
-      </w:r>
-      <w:r>
-        <w:t xml:space="preserve"> </w:t>
-      </w:r>
-      <w:r>
-        <w:t>BIT/2025/67192</w:t>
-      </w:r>
-    </w:p>
-    <w:p>
-      <w:r>
-        <w:rPr>
-          <w:b/>
-          <w:bCs/>
-        </w:rPr>
-        <w:t>Course:</w:t>
-      </w:r>
-      <w:r>
-        <w:t xml:space="preserve"> BIT</w:t>
-      </w:r>
-    </w:p>
-    <w:p>
-      <w:r>
-        <w:rPr>
-          <w:b/>
-          <w:bCs/>
-        </w:rPr>
-        <w:t>Project:</w:t>
-      </w:r>
-      <w:r>
-        <w:t xml:space="preserve"> Android Applications Development</w:t>
-      </w:r>
-    </w:p>
-    <w:p>
-      <w:r>
-        <w:rPr>
-          <w:b/>
-          <w:bCs/>
-        </w:rPr>
-        <w:t>Period:</w:t>
-      </w:r>
-      <w:r>
-        <w:t xml:space="preserve"> MAY- AUGUST</w:t>
-      </w:r>
-    </w:p>
-    <w:p>
-      <w:r>
-        <w:pict w14:anchorId="6351C18C">
-          <v:rect id="_x0000_i1139" style="width:0;height:1.5pt" o:hralign="center" o:hrstd="t" o:hr="t" fillcolor="#a0a0a0" stroked="f"/>
-        </w:pict>
-      </w:r>
-    </w:p>
-    <w:p>
-      <w:pPr>
-        <w:rPr>
-          <w:b/>
-          <w:bCs/>
-        </w:rPr>
-      </w:pPr>
-      <w:r>
-        <w:rPr>
-          <w:b/>
-          <w:bCs/>
+        <w:rPr>
+          <w:b/>
+          <w:bCs/>
+        </w:rPr>
+        <w:t xml:space="preserve"> PRINCESS HILDA MUNYI</w:t>
+      </w:r>
+    </w:p>
+    <w:p>
+      <w:pPr>
+        <w:rPr>
+          <w:b/>
+          <w:bCs/>
+        </w:rPr>
+      </w:pPr>
+      <w:r>
+        <w:rPr>
+          <w:b/>
+          <w:bCs/>
+        </w:rPr>
+        <w:t xml:space="preserve">Admission </w:t>
+      </w:r>
+      <w:r>
+        <w:rPr>
+          <w:b/>
+          <w:bCs/>
+        </w:rPr>
+        <w:t>Number:</w:t>
+      </w:r>
+      <w:r>
+        <w:rPr>
+          <w:b/>
+          <w:bCs/>
+        </w:rPr>
+        <w:t xml:space="preserve"> BIT/2025/67192</w:t>
+      </w:r>
+    </w:p>
+    <w:p>
+      <w:pPr>
+        <w:rPr>
+          <w:b/>
+          <w:bCs/>
+        </w:rPr>
+      </w:pPr>
+      <w:r>
+        <w:rPr>
+          <w:b/>
+          <w:bCs/>
+        </w:rPr>
+        <w:t xml:space="preserve">Course: </w:t>
+      </w:r>
+      <w:r>
+        <w:rPr>
+          <w:b/>
+          <w:bCs/>
+        </w:rPr>
+        <w:t>BACHELOR OF SCIENCE IN INFORMATION TECHNOLOGY</w:t>
+      </w:r>
+    </w:p>
+    <w:p>
+      <w:pPr>
+        <w:rPr>
+          <w:b/>
+          <w:bCs/>
+        </w:rPr>
+      </w:pPr>
+      <w:r>
+        <w:rPr>
+          <w:b/>
+          <w:bCs/>
+        </w:rPr>
+        <w:t>Project: Android Applications Development</w:t>
+      </w:r>
+    </w:p>
+    <w:p>
+      <w:pPr>
+        <w:rPr>
+          <w:b/>
+          <w:bCs/>
+          <w:u w:val="single"/>
+        </w:rPr>
+      </w:pPr>
+      <w:r>
+        <w:rPr>
+          <w:b/>
+          <w:bCs/>
+          <w:u w:val="single"/>
         </w:rPr>
         <w:t>PROJECT 1: HELLO WORLD APP</w:t>
       </w:r>
@@ -1291,429 +1326,14 @@
         <w:rPr>
           <w:b/>
           <w:bCs/>
-        </w:rPr>
-      </w:pPr>
-      <w:r>
-        <w:rPr>
-          <w:b/>
-          <w:bCs/>
-        </w:rPr>
-        <w:t>Day 1: Environment Setup</w:t>
-      </w:r>
-    </w:p>
-    <w:p>
-      <w:pPr>
-        <w:rPr>
-          <w:b/>
-          <w:bCs/>
-        </w:rPr>
-      </w:pPr>
-      <w:r>
-        <w:rPr>
-          <w:b/>
-          <w:bCs/>
-        </w:rPr>
-        <w:t>Objective</w:t>
-      </w:r>
-    </w:p>
-    <w:p>
-      <w:r>
-        <w:t>To install and configure Android development tools.</w:t>
-      </w:r>
-    </w:p>
-    <w:p>
-      <w:pPr>
-        <w:rPr>
-          <w:b/>
-          <w:bCs/>
-        </w:rPr>
-      </w:pPr>
-      <w:r>
-        <w:rPr>
-          <w:b/>
-          <w:bCs/>
-        </w:rPr>
-        <w:t>Activities Performed</w:t>
-      </w:r>
-    </w:p>
-    <w:p>
-      <w:pPr>
-        <w:numPr>
-          <w:ilvl w:val="0"/>
-          <w:numId w:val="1"/>
-        </w:numPr>
-      </w:pPr>
-      <w:r>
-        <w:t xml:space="preserve">Installed Android Studio. </w:t>
-      </w:r>
-    </w:p>
-    <w:p>
-      <w:pPr>
-        <w:numPr>
-          <w:ilvl w:val="0"/>
-          <w:numId w:val="1"/>
-        </w:numPr>
-      </w:pPr>
-      <w:r>
-        <w:t xml:space="preserve">Installed Android SDK. </w:t>
-      </w:r>
-    </w:p>
-    <w:p>
-      <w:pPr>
-        <w:numPr>
-          <w:ilvl w:val="0"/>
-          <w:numId w:val="1"/>
-        </w:numPr>
-      </w:pPr>
-      <w:r>
-        <w:t xml:space="preserve">Configured emulator. </w:t>
-      </w:r>
-    </w:p>
-    <w:p>
-      <w:pPr>
-        <w:numPr>
-          <w:ilvl w:val="0"/>
-          <w:numId w:val="1"/>
-        </w:numPr>
-      </w:pPr>
-      <w:r>
-        <w:t xml:space="preserve">Created first Android project. </w:t>
-      </w:r>
-    </w:p>
-    <w:p>
-      <w:pPr>
-        <w:rPr>
-          <w:b/>
-          <w:bCs/>
-        </w:rPr>
-      </w:pPr>
-      <w:r>
-        <w:rPr>
-          <w:b/>
-          <w:bCs/>
-        </w:rPr>
-        <w:t>Tools Used</w:t>
-      </w:r>
-    </w:p>
-    <w:p>
-      <w:pPr>
-        <w:numPr>
-          <w:ilvl w:val="0"/>
-          <w:numId w:val="2"/>
-        </w:numPr>
-      </w:pPr>
-      <w:r>
-        <w:t xml:space="preserve">Android Studio </w:t>
-      </w:r>
-    </w:p>
-    <w:p>
-      <w:pPr>
-        <w:numPr>
-          <w:ilvl w:val="0"/>
-          <w:numId w:val="2"/>
-        </w:numPr>
-      </w:pPr>
-      <w:r>
-        <w:t xml:space="preserve">Kotlin </w:t>
-      </w:r>
-    </w:p>
-    <w:p>
-      <w:pPr>
-        <w:numPr>
-          <w:ilvl w:val="0"/>
-          <w:numId w:val="2"/>
-        </w:numPr>
-      </w:pPr>
-      <w:r>
-        <w:t xml:space="preserve">Android Emulator </w:t>
-      </w:r>
-    </w:p>
-    <w:p>
-      <w:pPr>
-        <w:rPr>
-          <w:b/>
-          <w:bCs/>
-        </w:rPr>
-      </w:pPr>
-      <w:r>
-        <w:rPr>
-          <w:b/>
-          <w:bCs/>
-        </w:rPr>
-        <w:t>Outcome</w:t>
-      </w:r>
-    </w:p>
-    <w:p>
-      <w:r>
-        <w:t>Android Studio was successfully installed and configured.</w:t>
-      </w:r>
-    </w:p>
-    <w:p>
-      <w:pPr>
-        <w:rPr>
-          <w:b/>
-          <w:bCs/>
-        </w:rPr>
-      </w:pPr>
-      <w:r>
-        <w:rPr>
-          <w:b/>
-          <w:bCs/>
-        </w:rPr>
-        <w:t>Supervisor Signature</w:t>
-      </w:r>
-    </w:p>
-    <w:p>
-      <w:r>
-        <w:pict w14:anchorId="527B09C0">
-          <v:rect id="_x0000_i1140" style="width:0;height:1.5pt" o:hralign="center" o:hrstd="t" o:hr="t" fillcolor="#a0a0a0" stroked="f"/>
-        </w:pict>
-      </w:r>
-    </w:p>
-    <w:p/>
-    <w:p>
-      <w:pPr>
-        <w:rPr>
-          <w:b/>
-          <w:bCs/>
-        </w:rPr>
-      </w:pPr>
-      <w:r>
-        <w:rPr>
-          <w:b/>
-          <w:bCs/>
-        </w:rPr>
-        <w:t>Day 2: Creating Hello World Application</w:t>
-      </w:r>
-    </w:p>
-    <w:p>
-      <w:pPr>
-        <w:rPr>
-          <w:b/>
-          <w:bCs/>
-        </w:rPr>
-      </w:pPr>
-      <w:r>
-        <w:rPr>
-          <w:b/>
-          <w:bCs/>
-        </w:rPr>
-        <w:lastRenderedPageBreak/>
-        <w:t>Objective</w:t>
-      </w:r>
-    </w:p>
-    <w:p>
-      <w:r>
-        <w:t>To create a simple Android application.</w:t>
-      </w:r>
-    </w:p>
-    <w:p>
-      <w:pPr>
-        <w:rPr>
-          <w:b/>
-          <w:bCs/>
-        </w:rPr>
-      </w:pPr>
-      <w:r>
-        <w:rPr>
-          <w:b/>
-          <w:bCs/>
-        </w:rPr>
-        <w:t>Activities Performed</w:t>
-      </w:r>
-    </w:p>
-    <w:p>
-      <w:pPr>
-        <w:numPr>
-          <w:ilvl w:val="0"/>
-          <w:numId w:val="3"/>
-        </w:numPr>
-      </w:pPr>
-      <w:r>
-        <w:t xml:space="preserve">Created a new Android project. </w:t>
-      </w:r>
-    </w:p>
-    <w:p>
-      <w:pPr>
-        <w:numPr>
-          <w:ilvl w:val="0"/>
-          <w:numId w:val="3"/>
-        </w:numPr>
-      </w:pPr>
-      <w:r>
-        <w:t xml:space="preserve">Selected Empty Activity template. </w:t>
-      </w:r>
-    </w:p>
-    <w:p>
-      <w:pPr>
-        <w:numPr>
-          <w:ilvl w:val="0"/>
-          <w:numId w:val="3"/>
-        </w:numPr>
-      </w:pPr>
-      <w:r>
-        <w:t xml:space="preserve">Wrote code to display "Hello World". </w:t>
-      </w:r>
-    </w:p>
-    <w:p>
-      <w:pPr>
-        <w:numPr>
-          <w:ilvl w:val="0"/>
-          <w:numId w:val="3"/>
-        </w:numPr>
-      </w:pPr>
-      <w:r>
-        <w:t xml:space="preserve">Ran application on emulator. </w:t>
-      </w:r>
-    </w:p>
-    <w:p>
-      <w:pPr>
-        <w:rPr>
-          <w:b/>
-          <w:bCs/>
-        </w:rPr>
-      </w:pPr>
-      <w:r>
-        <w:rPr>
-          <w:b/>
-          <w:bCs/>
-        </w:rPr>
-        <w:t>Code Snippet</w:t>
-      </w:r>
-    </w:p>
-    <w:p>
-      <w:pPr>
-        <w:rPr>
-          <w:b/>
-          <w:bCs/>
-        </w:rPr>
-      </w:pPr>
-      <w:r>
-        <w:rPr>
-          <w:b/>
-          <w:bCs/>
-        </w:rPr>
-        <w:t>MOBILE APPLICATION DEVELOPMENT LOG BOOK</w:t>
-      </w:r>
-    </w:p>
-    <w:p>
-      <w:pPr>
-        <w:rPr>
-          <w:b/>
-          <w:bCs/>
-        </w:rPr>
-      </w:pPr>
-      <w:r>
-        <w:rPr>
-          <w:b/>
-          <w:bCs/>
-        </w:rPr>
-        <w:t>Student Name: _______________________</w:t>
-      </w:r>
-    </w:p>
-    <w:p>
-      <w:pPr>
-        <w:rPr>
-          <w:b/>
-          <w:bCs/>
-        </w:rPr>
-      </w:pPr>
-      <w:r>
-        <w:rPr>
-          <w:b/>
-          <w:bCs/>
-        </w:rPr>
-        <w:t>Admission Number: ___________________</w:t>
-      </w:r>
-    </w:p>
-    <w:p>
-      <w:pPr>
-        <w:rPr>
-          <w:b/>
-          <w:bCs/>
-        </w:rPr>
-      </w:pPr>
-      <w:r>
-        <w:rPr>
-          <w:b/>
-          <w:bCs/>
-        </w:rPr>
-        <w:t>Course: _____________________________</w:t>
-      </w:r>
-    </w:p>
-    <w:p>
-      <w:pPr>
-        <w:rPr>
-          <w:b/>
-          <w:bCs/>
-        </w:rPr>
-      </w:pPr>
-      <w:r>
-        <w:rPr>
-          <w:b/>
-          <w:bCs/>
-        </w:rPr>
-        <w:t>Project: Android Applications Development</w:t>
-      </w:r>
-    </w:p>
-    <w:p>
-      <w:pPr>
-        <w:rPr>
-          <w:b/>
-          <w:bCs/>
-        </w:rPr>
-      </w:pPr>
-      <w:r>
-        <w:rPr>
-          <w:b/>
-          <w:bCs/>
-        </w:rPr>
-        <w:t>Period: _____________________________</w:t>
-      </w:r>
-    </w:p>
-    <w:p>
-      <w:pPr>
-        <w:rPr>
-          <w:b/>
-          <w:bCs/>
-        </w:rPr>
-      </w:pPr>
-      <w:r>
-        <w:rPr>
-          <w:b/>
-          <w:bCs/>
-        </w:rPr>
-        <w:pict w14:anchorId="3C4420A8">
-          <v:rect id="_x0000_i1292" style="width:0;height:1.5pt" o:hralign="center" o:hrstd="t" o:hr="t" fillcolor="#a0a0a0" stroked="f"/>
-        </w:pict>
-      </w:r>
-    </w:p>
-    <w:p>
-      <w:pPr>
-        <w:rPr>
-          <w:b/>
-          <w:bCs/>
-        </w:rPr>
-      </w:pPr>
-      <w:r>
-        <w:rPr>
-          <w:b/>
-          <w:bCs/>
-        </w:rPr>
-        <w:t>PROJECT 1: HELLO WORLD APP</w:t>
-      </w:r>
-    </w:p>
-    <w:p>
-      <w:pPr>
-        <w:rPr>
-          <w:b/>
-          <w:bCs/>
-        </w:rPr>
-      </w:pPr>
-      <w:r>
-        <w:rPr>
-          <w:b/>
-          <w:bCs/>
+          <w:u w:val="single"/>
+        </w:rPr>
+      </w:pPr>
+      <w:r>
+        <w:rPr>
+          <w:b/>
+          <w:bCs/>
+          <w:u w:val="single"/>
         </w:rPr>
         <w:t>Day 1: Environment Setup</w:t>
       </w:r>
@@ -1889,7 +1509,6 @@
           <w:b/>
           <w:bCs/>
         </w:rPr>
-        <w:lastRenderedPageBreak/>
         <w:t xml:space="preserve">Kotlin </w:t>
       </w:r>
     </w:p>
@@ -1970,7 +1589,7 @@
           <w:bCs/>
         </w:rPr>
         <w:pict w14:anchorId="1CA591AB">
-          <v:rect id="_x0000_i1293" style="width:0;height:1.5pt" o:hralign="center" o:hrstd="t" o:hr="t" fillcolor="#a0a0a0" stroked="f"/>
+          <v:rect id="_x0000_i1025" style="width:0;height:1.5pt" o:hralign="center" o:hrstd="t" o:hr="t" fillcolor="#a0a0a0" stroked="f"/>
         </w:pict>
       </w:r>
     </w:p>
@@ -1981,27 +1600,20 @@
           <w:bCs/>
         </w:rPr>
       </w:pPr>
-      <w:r>
-        <w:rPr>
-          <w:b/>
-          <w:bCs/>
-        </w:rPr>
-        <w:pict w14:anchorId="16D20F49">
-          <v:rect id="_x0000_i1294" style="width:0;height:1.5pt" o:hralign="center" o:hrstd="t" o:hr="t" fillcolor="#a0a0a0" stroked="f"/>
-        </w:pict>
-      </w:r>
-    </w:p>
-    <w:p>
-      <w:pPr>
-        <w:rPr>
-          <w:b/>
-          <w:bCs/>
-        </w:rPr>
-      </w:pPr>
-      <w:r>
-        <w:rPr>
-          <w:b/>
-          <w:bCs/>
+    </w:p>
+    <w:p>
+      <w:pPr>
+        <w:rPr>
+          <w:b/>
+          <w:bCs/>
+          <w:u w:val="single"/>
+        </w:rPr>
+      </w:pPr>
+      <w:r>
+        <w:rPr>
+          <w:b/>
+          <w:bCs/>
+          <w:u w:val="single"/>
         </w:rPr>
         <w:t>Day 2: Creating Hello World Application</w:t>
       </w:r>
@@ -2048,6 +1660,7 @@
           <w:b/>
           <w:bCs/>
         </w:rPr>
+        <w:lastRenderedPageBreak/>
         <w:t>Activities Performed</w:t>
       </w:r>
     </w:p>
@@ -2162,9 +1775,18 @@
           <w:b/>
           <w:bCs/>
         </w:rPr>
-        <w:t>com.example.helloworld</w:t>
+        <w:t>com.</w:t>
+      </w:r>
+      <w:proofErr w:type="gramStart"/>
+      <w:r>
+        <w:rPr>
+          <w:b/>
+          <w:bCs/>
+        </w:rPr>
+        <w:t>example.helloworld</w:t>
       </w:r>
       <w:proofErr w:type="spellEnd"/>
+      <w:proofErr w:type="gramEnd"/>
       <w:r>
         <w:rPr>
           <w:b/>
@@ -2186,9 +1808,18 @@
           <w:b/>
           <w:bCs/>
         </w:rPr>
-        <w:t>android.os.Bundle</w:t>
+        <w:t>android.</w:t>
+      </w:r>
+      <w:proofErr w:type="gramStart"/>
+      <w:r>
+        <w:rPr>
+          <w:b/>
+          <w:bCs/>
+        </w:rPr>
+        <w:t>os.Bundle</w:t>
       </w:r>
       <w:proofErr w:type="spellEnd"/>
+      <w:proofErr w:type="gramEnd"/>
       <w:r>
         <w:rPr>
           <w:b/>
@@ -2198,12 +1829,21 @@
         <w:t xml:space="preserve">import </w:t>
       </w:r>
       <w:proofErr w:type="spellStart"/>
-      <w:r>
-        <w:rPr>
-          <w:b/>
-          <w:bCs/>
-        </w:rPr>
-        <w:t>androidx.activity.ComponentActivity</w:t>
+      <w:proofErr w:type="gramStart"/>
+      <w:r>
+        <w:rPr>
+          <w:b/>
+          <w:bCs/>
+        </w:rPr>
+        <w:t>androidx.activity</w:t>
+      </w:r>
+      <w:proofErr w:type="gramEnd"/>
+      <w:r>
+        <w:rPr>
+          <w:b/>
+          <w:bCs/>
+        </w:rPr>
+        <w:t>.ComponentActivity</w:t>
       </w:r>
       <w:proofErr w:type="spellEnd"/>
       <w:r>
@@ -2215,21 +1855,55 @@
         <w:t xml:space="preserve">import </w:t>
       </w:r>
       <w:proofErr w:type="spellStart"/>
-      <w:r>
-        <w:rPr>
-          <w:b/>
-          <w:bCs/>
-        </w:rPr>
-        <w:t>androidx.activity.compose.setContent</w:t>
+      <w:proofErr w:type="gramStart"/>
+      <w:r>
+        <w:rPr>
+          <w:b/>
+          <w:bCs/>
+        </w:rPr>
+        <w:t>androidx.activity</w:t>
+      </w:r>
+      <w:proofErr w:type="gramEnd"/>
+      <w:r>
+        <w:rPr>
+          <w:b/>
+          <w:bCs/>
+        </w:rPr>
+        <w:t>.</w:t>
+      </w:r>
+      <w:proofErr w:type="gramStart"/>
+      <w:r>
+        <w:rPr>
+          <w:b/>
+          <w:bCs/>
+        </w:rPr>
+        <w:t>compose.setContent</w:t>
       </w:r>
       <w:proofErr w:type="spellEnd"/>
+      <w:proofErr w:type="gramEnd"/>
       <w:r>
         <w:rPr>
           <w:b/>
           <w:bCs/>
         </w:rPr>
         <w:br/>
-        <w:t>import androidx.compose.material3.Text</w:t>
+        <w:t xml:space="preserve">import </w:t>
+      </w:r>
+      <w:proofErr w:type="gramStart"/>
+      <w:r>
+        <w:rPr>
+          <w:b/>
+          <w:bCs/>
+        </w:rPr>
+        <w:t>androidx.compose</w:t>
+      </w:r>
+      <w:proofErr w:type="gramEnd"/>
+      <w:r>
+        <w:rPr>
+          <w:b/>
+          <w:bCs/>
+        </w:rPr>
+        <w:t>.material3.Text</w:t>
       </w:r>
       <w:r>
         <w:rPr>
@@ -2247,6 +1921,7 @@
         <w:t xml:space="preserve">class </w:t>
       </w:r>
       <w:proofErr w:type="spellStart"/>
+      <w:proofErr w:type="gramStart"/>
       <w:r>
         <w:rPr>
           <w:b/>
@@ -2260,9 +1935,18 @@
           <w:b/>
           <w:bCs/>
         </w:rPr>
-        <w:t xml:space="preserve"> : </w:t>
+        <w:t xml:space="preserve"> :</w:t>
+      </w:r>
+      <w:proofErr w:type="gramEnd"/>
+      <w:r>
+        <w:rPr>
+          <w:b/>
+          <w:bCs/>
+        </w:rPr>
+        <w:t xml:space="preserve"> </w:t>
       </w:r>
       <w:proofErr w:type="spellStart"/>
+      <w:proofErr w:type="gramStart"/>
       <w:r>
         <w:rPr>
           <w:b/>
@@ -2276,7 +1960,15 @@
           <w:b/>
           <w:bCs/>
         </w:rPr>
-        <w:t>() {</w:t>
+        <w:t>(</w:t>
+      </w:r>
+      <w:proofErr w:type="gramEnd"/>
+      <w:r>
+        <w:rPr>
+          <w:b/>
+          <w:bCs/>
+        </w:rPr>
+        <w:t>) {</w:t>
       </w:r>
       <w:r>
         <w:rPr>
@@ -2287,6 +1979,7 @@
         <w:t xml:space="preserve">    override fun </w:t>
       </w:r>
       <w:proofErr w:type="spellStart"/>
+      <w:proofErr w:type="gramStart"/>
       <w:r>
         <w:rPr>
           <w:b/>
@@ -2303,6 +1996,7 @@
         <w:t>(</w:t>
       </w:r>
       <w:proofErr w:type="spellStart"/>
+      <w:proofErr w:type="gramEnd"/>
       <w:r>
         <w:rPr>
           <w:b/>
@@ -2327,6 +2021,7 @@
         <w:t xml:space="preserve">        </w:t>
       </w:r>
       <w:proofErr w:type="spellStart"/>
+      <w:proofErr w:type="gramStart"/>
       <w:r>
         <w:rPr>
           <w:b/>
@@ -2335,6 +2030,7 @@
         <w:t>super.onCreate</w:t>
       </w:r>
       <w:proofErr w:type="spellEnd"/>
+      <w:proofErr w:type="gramEnd"/>
       <w:r>
         <w:rPr>
           <w:b/>
@@ -2395,7 +2091,23 @@
           <w:bCs/>
         </w:rPr>
         <w:br/>
-        <w:t xml:space="preserve">            Text("Hello World")</w:t>
+        <w:t xml:space="preserve">            </w:t>
+      </w:r>
+      <w:proofErr w:type="gramStart"/>
+      <w:r>
+        <w:rPr>
+          <w:b/>
+          <w:bCs/>
+        </w:rPr>
+        <w:t>Text(</w:t>
+      </w:r>
+      <w:proofErr w:type="gramEnd"/>
+      <w:r>
+        <w:rPr>
+          <w:b/>
+          <w:bCs/>
+        </w:rPr>
+        <w:t>"Hello World")</w:t>
       </w:r>
       <w:r>
         <w:rPr>
@@ -2403,23 +2115,34 @@
           <w:bCs/>
         </w:rPr>
         <w:br/>
-        <w:t xml:space="preserve">        }</w:t>
-      </w:r>
+        <w:t xml:space="preserve">      </w:t>
+      </w:r>
+      <w:proofErr w:type="gramStart"/>
+      <w:r>
+        <w:rPr>
+          <w:b/>
+          <w:bCs/>
+        </w:rPr>
+        <w:t xml:space="preserve">  }</w:t>
+      </w:r>
+      <w:proofErr w:type="gramEnd"/>
       <w:r>
         <w:rPr>
           <w:b/>
           <w:bCs/>
         </w:rPr>
         <w:br/>
-      </w:r>
-      <w:r>
-        <w:rPr>
-          <w:b/>
-          <w:bCs/>
-        </w:rPr>
-        <w:lastRenderedPageBreak/>
-        <w:t xml:space="preserve">    }</w:t>
-      </w:r>
+        <w:t xml:space="preserve">  </w:t>
+      </w:r>
+      <w:proofErr w:type="gramStart"/>
+      <w:r>
+        <w:rPr>
+          <w:b/>
+          <w:bCs/>
+        </w:rPr>
+        <w:t xml:space="preserve">  }</w:t>
+      </w:r>
+      <w:proofErr w:type="gramEnd"/>
       <w:r>
         <w:rPr>
           <w:b/>
@@ -2487,7 +2210,7 @@
           <w:bCs/>
         </w:rPr>
         <w:pict w14:anchorId="13A125E9">
-          <v:rect id="_x0000_i1295" style="width:0;height:1.5pt" o:hralign="center" o:hrstd="t" o:hr="t" fillcolor="#a0a0a0" stroked="f"/>
+          <v:rect id="_x0000_i1026" style="width:0;height:1.5pt" o:hralign="center" o:hrstd="t" o:hr="t" fillcolor="#a0a0a0" stroked="f"/>
         </w:pict>
       </w:r>
     </w:p>
@@ -2504,12 +2227,14 @@
         <w:rPr>
           <w:b/>
           <w:bCs/>
-        </w:rPr>
-      </w:pPr>
-      <w:r>
-        <w:rPr>
-          <w:b/>
-          <w:bCs/>
+          <w:u w:val="single"/>
+        </w:rPr>
+      </w:pPr>
+      <w:r>
+        <w:rPr>
+          <w:b/>
+          <w:bCs/>
+          <w:u w:val="single"/>
         </w:rPr>
         <w:t>Day 3: Testing and Documentation</w:t>
       </w:r>
@@ -2575,6 +2300,7 @@
           <w:b/>
           <w:bCs/>
         </w:rPr>
+        <w:lastRenderedPageBreak/>
         <w:t xml:space="preserve">Tested application functionality. </w:t>
       </w:r>
     </w:p>
@@ -2674,7 +2400,7 @@
           <w:bCs/>
         </w:rPr>
         <w:pict w14:anchorId="09472E56">
-          <v:rect id="_x0000_i1297" style="width:0;height:1.5pt" o:hralign="center" o:hrstd="t" o:hr="t" fillcolor="#a0a0a0" stroked="f"/>
+          <v:rect id="_x0000_i1027" style="width:0;height:1.5pt" o:hralign="center" o:hrstd="t" o:hr="t" fillcolor="#a0a0a0" stroked="f"/>
         </w:pict>
       </w:r>
     </w:p>
@@ -2691,12 +2417,14 @@
         <w:rPr>
           <w:b/>
           <w:bCs/>
-        </w:rPr>
-      </w:pPr>
-      <w:r>
-        <w:rPr>
-          <w:b/>
-          <w:bCs/>
+          <w:u w:val="single"/>
+        </w:rPr>
+      </w:pPr>
+      <w:r>
+        <w:rPr>
+          <w:b/>
+          <w:bCs/>
+          <w:u w:val="single"/>
         </w:rPr>
         <w:t>PROJECT 2: MINI STUDENT APP</w:t>
       </w:r>
@@ -2815,7 +2543,6 @@
           <w:b/>
           <w:bCs/>
         </w:rPr>
-        <w:lastRenderedPageBreak/>
         <w:t xml:space="preserve">Login Screen </w:t>
       </w:r>
     </w:p>
@@ -2915,7 +2642,7 @@
           <w:bCs/>
         </w:rPr>
         <w:pict w14:anchorId="6580184F">
-          <v:rect id="_x0000_i1299" style="width:0;height:1.5pt" o:hralign="center" o:hrstd="t" o:hr="t" fillcolor="#a0a0a0" stroked="f"/>
+          <v:rect id="_x0000_i1028" style="width:0;height:1.5pt" o:hralign="center" o:hrstd="t" o:hr="t" fillcolor="#a0a0a0" stroked="f"/>
         </w:pict>
       </w:r>
     </w:p>
@@ -2932,7 +2659,7 @@
           <w:bCs/>
         </w:rPr>
         <w:pict w14:anchorId="7E318575">
-          <v:rect id="_x0000_i1300" style="width:0;height:1.5pt" o:hralign="center" o:hrstd="t" o:hr="t" fillcolor="#a0a0a0" stroked="f"/>
+          <v:rect id="_x0000_i1029" style="width:0;height:1.5pt" o:hralign="center" o:hrstd="t" o:hr="t" fillcolor="#a0a0a0" stroked="f"/>
         </w:pict>
       </w:r>
     </w:p>
@@ -2956,255 +2683,92 @@
           <w:b/>
           <w:bCs/>
         </w:rPr>
-        <w:pict w14:anchorId="50583A69">
-          <v:rect id="_x0000_i1310" style="width:0;height:1.5pt" o:hralign="center" o:hrstd="t" o:hr="t" fillcolor="#a0a0a0" stroked="f"/>
+        <w:t>Supervisor Signature</w:t>
+      </w:r>
+    </w:p>
+    <w:p>
+      <w:pPr>
+        <w:rPr>
+          <w:b/>
+          <w:bCs/>
+        </w:rPr>
+      </w:pPr>
+      <w:r>
+        <w:rPr>
+          <w:b/>
+          <w:bCs/>
+        </w:rPr>
+        <w:t>Outcome</w:t>
+      </w:r>
+    </w:p>
+    <w:p>
+      <w:r>
+        <w:lastRenderedPageBreak/>
+        <w:t xml:space="preserve">Application displayed </w:t>
+      </w:r>
+      <w:r>
+        <w:t>mini student screen</w:t>
+      </w:r>
+      <w:r>
+        <w:t xml:space="preserve"> successfully.</w:t>
+      </w:r>
+    </w:p>
+    <w:p>
+      <w:pPr>
+        <w:rPr>
+          <w:b/>
+          <w:bCs/>
+        </w:rPr>
+      </w:pPr>
+      <w:r>
+        <w:rPr>
+          <w:b/>
+          <w:bCs/>
+        </w:rPr>
+        <w:t>Supervisor Signature</w:t>
+      </w:r>
+    </w:p>
+    <w:p>
+      <w:r>
+        <w:pict w14:anchorId="76A54051">
+          <v:rect id="_x0000_i1030" style="width:0;height:1.5pt" o:hralign="center" o:hrstd="t" o:hr="t" fillcolor="#a0a0a0" stroked="f"/>
         </w:pict>
       </w:r>
     </w:p>
     <w:p>
-      <w:pPr>
-        <w:rPr>
-          <w:b/>
-          <w:bCs/>
-        </w:rPr>
-      </w:pPr>
-      <w:r>
-        <w:rPr>
-          <w:b/>
-          <w:bCs/>
-        </w:rPr>
-        <w:t>Day 10: Testing and Debugging</w:t>
-      </w:r>
-    </w:p>
-    <w:p>
-      <w:pPr>
-        <w:rPr>
-          <w:b/>
-          <w:bCs/>
-        </w:rPr>
-      </w:pPr>
-      <w:r>
-        <w:rPr>
-          <w:b/>
-          <w:bCs/>
-        </w:rPr>
-        <w:t>Objective</w:t>
-      </w:r>
-    </w:p>
-    <w:p>
-      <w:pPr>
-        <w:rPr>
-          <w:b/>
-          <w:bCs/>
-        </w:rPr>
-      </w:pPr>
-      <w:r>
-        <w:rPr>
-          <w:b/>
-          <w:bCs/>
-        </w:rPr>
-        <w:t>To verify system functionality.</w:t>
-      </w:r>
-    </w:p>
-    <w:p>
-      <w:pPr>
-        <w:rPr>
-          <w:b/>
-          <w:bCs/>
-        </w:rPr>
-      </w:pPr>
-      <w:r>
-        <w:rPr>
-          <w:b/>
-          <w:bCs/>
-        </w:rPr>
-        <w:t>Activities Performed</w:t>
-      </w:r>
-    </w:p>
-    <w:p>
-      <w:pPr>
-        <w:numPr>
-          <w:ilvl w:val="0"/>
-          <w:numId w:val="22"/>
-        </w:numPr>
-        <w:rPr>
-          <w:b/>
-          <w:bCs/>
-        </w:rPr>
-      </w:pPr>
-      <w:r>
-        <w:rPr>
-          <w:b/>
-          <w:bCs/>
-        </w:rPr>
-        <w:t xml:space="preserve">Tested login process. </w:t>
-      </w:r>
-    </w:p>
-    <w:p>
-      <w:pPr>
-        <w:numPr>
-          <w:ilvl w:val="0"/>
-          <w:numId w:val="22"/>
-        </w:numPr>
-        <w:rPr>
-          <w:b/>
-          <w:bCs/>
-        </w:rPr>
-      </w:pPr>
-      <w:r>
-        <w:rPr>
-          <w:b/>
-          <w:bCs/>
-        </w:rPr>
-        <w:t xml:space="preserve">Tested registration process. </w:t>
-      </w:r>
-    </w:p>
-    <w:p>
-      <w:pPr>
-        <w:numPr>
-          <w:ilvl w:val="0"/>
-          <w:numId w:val="22"/>
-        </w:numPr>
-        <w:rPr>
-          <w:b/>
-          <w:bCs/>
-        </w:rPr>
-      </w:pPr>
-      <w:r>
-        <w:rPr>
-          <w:b/>
-          <w:bCs/>
-        </w:rPr>
-        <w:t xml:space="preserve">Fixed navigation errors. </w:t>
-      </w:r>
-    </w:p>
-    <w:p>
-      <w:pPr>
-        <w:numPr>
-          <w:ilvl w:val="0"/>
-          <w:numId w:val="22"/>
-        </w:numPr>
-        <w:rPr>
-          <w:b/>
-          <w:bCs/>
-        </w:rPr>
-      </w:pPr>
-      <w:r>
-        <w:rPr>
-          <w:b/>
-          <w:bCs/>
-        </w:rPr>
-        <w:t xml:space="preserve">Improved UI appearance. </w:t>
-      </w:r>
-    </w:p>
-    <w:p>
-      <w:pPr>
-        <w:rPr>
-          <w:b/>
-          <w:bCs/>
-        </w:rPr>
-      </w:pPr>
-      <w:r>
-        <w:rPr>
-          <w:b/>
-          <w:bCs/>
-        </w:rPr>
-        <w:t>Outcome</w:t>
-      </w:r>
-    </w:p>
-    <w:p>
-      <w:pPr>
-        <w:rPr>
-          <w:b/>
-          <w:bCs/>
-        </w:rPr>
-      </w:pPr>
-      <w:r>
-        <w:rPr>
-          <w:b/>
-          <w:bCs/>
-        </w:rPr>
-        <w:t>Application operates successfully.</w:t>
-      </w:r>
-    </w:p>
-    <w:p>
-      <w:pPr>
-        <w:rPr>
-          <w:b/>
-          <w:bCs/>
-        </w:rPr>
-      </w:pPr>
-      <w:r>
-        <w:rPr>
-          <w:b/>
-          <w:bCs/>
-        </w:rPr>
-        <w:t>Supervisor Signature</w:t>
-      </w:r>
-    </w:p>
-    <w:p>
-      <w:pPr>
-        <w:rPr>
-          <w:b/>
-          <w:bCs/>
-        </w:rPr>
-      </w:pPr>
-      <w:r>
-        <w:rPr>
-          <w:b/>
-          <w:bCs/>
-        </w:rPr>
-        <w:t>Outcome</w:t>
-      </w:r>
-    </w:p>
-    <w:p>
-      <w:r>
-        <w:t>Application displayed "Hello World" successfully.</w:t>
-      </w:r>
-    </w:p>
-    <w:p>
-      <w:pPr>
-        <w:rPr>
-          <w:b/>
-          <w:bCs/>
-        </w:rPr>
-      </w:pPr>
-      <w:r>
-        <w:rPr>
-          <w:b/>
-          <w:bCs/>
-        </w:rPr>
-        <w:t>Supervisor Signature</w:t>
-      </w:r>
-    </w:p>
-    <w:p>
-      <w:r>
-        <w:pict w14:anchorId="76A54051">
-          <v:rect id="_x0000_i1142" style="width:0;height:1.5pt" o:hralign="center" o:hrstd="t" o:hr="t" fillcolor="#a0a0a0" stroked="f"/>
+      <w:r>
+        <w:pict w14:anchorId="3CA15D2F">
+          <v:rect id="_x0000_i1031" style="width:0;height:1.5pt" o:hralign="center" o:hrstd="t" o:hr="t" fillcolor="#a0a0a0" stroked="f"/>
         </w:pict>
       </w:r>
     </w:p>
     <w:p>
-      <w:r>
-        <w:pict w14:anchorId="3CA15D2F">
-          <v:rect id="_x0000_i1143" style="width:0;height:1.5pt" o:hralign="center" o:hrstd="t" o:hr="t" fillcolor="#a0a0a0" stroked="f"/>
-        </w:pict>
-      </w:r>
-    </w:p>
-    <w:p>
-      <w:pPr>
-        <w:rPr>
-          <w:b/>
-          <w:bCs/>
-        </w:rPr>
-      </w:pPr>
-      <w:r>
-        <w:rPr>
-          <w:b/>
-          <w:bCs/>
-        </w:rPr>
-        <w:lastRenderedPageBreak/>
-        <w:t>Day 3: Testing and Documentation</w:t>
+      <w:pPr>
+        <w:rPr>
+          <w:b/>
+          <w:bCs/>
+        </w:rPr>
+      </w:pPr>
+      <w:r>
+        <w:rPr>
+          <w:b/>
+          <w:bCs/>
+        </w:rPr>
+        <w:t xml:space="preserve">Day </w:t>
+      </w:r>
+      <w:r>
+        <w:rPr>
+          <w:b/>
+          <w:bCs/>
+        </w:rPr>
+        <w:t>5</w:t>
+      </w:r>
+      <w:r>
+        <w:rPr>
+          <w:b/>
+          <w:bCs/>
+        </w:rPr>
+        <w:t>: Testing and Documentation</w:t>
       </w:r>
     </w:p>
     <w:p>
@@ -3313,14 +2877,14 @@
     <w:p>
       <w:r>
         <w:pict w14:anchorId="1580B45C">
-          <v:rect id="_x0000_i1144" style="width:0;height:1.5pt" o:hralign="center" o:hrstd="t" o:hr="t" fillcolor="#a0a0a0" stroked="f"/>
+          <v:rect id="_x0000_i1032" style="width:0;height:1.5pt" o:hralign="center" o:hrstd="t" o:hr="t" fillcolor="#a0a0a0" stroked="f"/>
         </w:pict>
       </w:r>
     </w:p>
     <w:p>
       <w:r>
         <w:pict w14:anchorId="0593F090">
-          <v:rect id="_x0000_i1145" style="width:0;height:1.5pt" o:hralign="center" o:hrstd="t" o:hr="t" fillcolor="#a0a0a0" stroked="f"/>
+          <v:rect id="_x0000_i1033" style="width:0;height:1.5pt" o:hralign="center" o:hrstd="t" o:hr="t" fillcolor="#a0a0a0" stroked="f"/>
         </w:pict>
       </w:r>
     </w:p>
@@ -3336,22 +2900,21 @@
           <w:b/>
           <w:bCs/>
         </w:rPr>
-        <w:t>PROJECT 2: MINI STUDENT APP</w:t>
-      </w:r>
-    </w:p>
-    <w:p>
-      <w:pPr>
-        <w:rPr>
-          <w:b/>
-          <w:bCs/>
-        </w:rPr>
-      </w:pPr>
-      <w:r>
-        <w:rPr>
-          <w:b/>
-          <w:bCs/>
-        </w:rPr>
-        <w:t>Day 4: Project Planning</w:t>
+        <w:t xml:space="preserve">Day </w:t>
+      </w:r>
+      <w:r>
+        <w:rPr>
+          <w:b/>
+          <w:bCs/>
+        </w:rPr>
+        <w:t>6</w:t>
+      </w:r>
+      <w:r>
+        <w:rPr>
+          <w:b/>
+          <w:bCs/>
+        </w:rPr>
+        <w:t>: Project Planning</w:t>
       </w:r>
     </w:p>
     <w:p>
@@ -3419,7 +2982,10 @@
         </w:numPr>
       </w:pPr>
       <w:r>
-        <w:t>Registration Screen</w:t>
+        <w:t>Dashboard</w:t>
+      </w:r>
+      <w:r>
+        <w:t xml:space="preserve"> Screen</w:t>
       </w:r>
     </w:p>
     <w:p>
@@ -3457,30 +3023,34 @@
         <w:t>Supervisor Signature</w:t>
       </w:r>
     </w:p>
-    <w:p>
-      <w:r>
-        <w:pict w14:anchorId="17806E33">
-          <v:rect id="_x0000_i1146" style="width:0;height:1.5pt" o:hralign="center" o:hrstd="t" o:hr="t" fillcolor="#a0a0a0" stroked="f"/>
-        </w:pict>
-      </w:r>
-    </w:p>
     <w:p/>
-    <w:p/>
-    <w:p/>
-    <w:p/>
-    <w:p>
-      <w:pPr>
-        <w:rPr>
-          <w:b/>
-          <w:bCs/>
-        </w:rPr>
-      </w:pPr>
-      <w:r>
-        <w:rPr>
-          <w:b/>
-          <w:bCs/>
-        </w:rPr>
-        <w:t>Day 10: Testing and Debugging</w:t>
+    <w:p>
+      <w:pPr>
+        <w:rPr>
+          <w:b/>
+          <w:bCs/>
+        </w:rPr>
+      </w:pPr>
+      <w:r>
+        <w:rPr>
+          <w:b/>
+          <w:bCs/>
+        </w:rPr>
+        <w:t xml:space="preserve">Day </w:t>
+      </w:r>
+      <w:r>
+        <w:rPr>
+          <w:b/>
+          <w:bCs/>
+        </w:rPr>
+        <w:t>7</w:t>
+      </w:r>
+      <w:r>
+        <w:rPr>
+          <w:b/>
+          <w:bCs/>
+        </w:rPr>
+        <w:t>: Testing and Debugging</w:t>
       </w:r>
     </w:p>
     <w:p>
@@ -3526,7 +3096,13 @@
         </w:numPr>
       </w:pPr>
       <w:r>
-        <w:t xml:space="preserve">Tested registration process. </w:t>
+        <w:t xml:space="preserve">Tested </w:t>
+      </w:r>
+      <w:r>
+        <w:t>dashboard screen.</w:t>
+      </w:r>
+      <w:r>
+        <w:t xml:space="preserve"> </w:t>
       </w:r>
     </w:p>
     <w:p>
@@ -3566,7 +3142,6 @@
     </w:p>
     <w:p/>
     <w:sectPr>
-      <w:headerReference w:type="default" r:id="rId20"/>
       <w:pgSz w:w="12240" w:h="15840"/>
       <w:pgMar w:top="1440" w:right="1440" w:bottom="1440" w:left="1440" w:header="720" w:footer="720" w:gutter="0"/>
       <w:cols w:space="720"/>
@@ -3624,16 +3199,6 @@
     </w:p>
   </w:footnote>
 </w:footnotes>
-</file>
-
-<file path=word/header1.xml><?xml version="1.0" encoding="utf-8"?>
-<w:hdr xmlns:wpc="http://schemas.microsoft.com/office/word/2010/wordprocessingCanvas" xmlns:cx="http://schemas.microsoft.com/office/drawing/2014/chartex" xmlns:cx1="http://schemas.microsoft.com/office/drawing/2015/9/8/chartex" xmlns:cx2="http://schemas.microsoft.com/office/drawing/2015/10/21/chartex" xmlns:cx3="http://schemas.microsoft.com/office/drawing/2016/5/9/chartex" xmlns:cx4="http://schemas.microsoft.com/office/drawing/2016/5/10/chartex" xmlns:cx5="http://schemas.microsoft.com/office/drawing/2016/5/11/chartex" xmlns:cx6="http://schemas.microsoft.com/office/drawing/2016/5/12/chartex" xmlns:cx7="http://schemas.microsoft.com/office/drawing/2016/5/13/chartex" xmlns:cx8="http://schemas.microsoft.com/office/drawing/2016/5/14/chartex" xmlns:mc="http://schemas.openxmlformats.org/markup-compatibility/2006" xmlns:aink="http://schemas.microsoft.com/office/drawing/2016/ink" xmlns:am3d="http://schemas.microsoft.com/office/drawing/2017/model3d" xmlns:o="urn:schemas-microsoft-com:office:office" xmlns:oel="http://schemas.microsoft.com/office/2019/extlst" xmlns:r="http://schemas.openxmlformats.org/officeDocument/2006/relationships" xmlns:m="http://schemas.openxmlformats.org/officeDocument/2006/math" xmlns:v="urn:schemas-microsoft-com:vml" xmlns:wp14="http://schemas.microsoft.com/office/word/2010/wordprocessingDrawing" xmlns:wp="http://schemas.openxmlformats.org/drawingml/2006/wordprocessingDrawing" xmlns:w10="urn:schemas-microsoft-com:office:word" xmlns:w="http://schemas.openxmlformats.org/wordprocessingml/2006/main" xmlns:w14="http://schemas.microsoft.com/office/word/2010/wordml" xmlns:w15="http://schemas.microsoft.com/office/word/2012/wordml" xmlns:w16cex="http://schemas.microsoft.com/office/word/2018/wordml/cex" xmlns:w16cid="http://schemas.microsoft.com/office/word/2016/wordml/cid" xmlns:w16="http://schemas.microsoft.com/office/word/2018/wordml" xmlns:w16du="http://schemas.microsoft.com/office/word/2023/wordml/word16du" xmlns:w16sdtdh="http://schemas.microsoft.com/office/word/2020/wordml/sdtdatahash" xmlns:w16sdtfl="http://schemas.microsoft.com/office/word/2024/wordml/sdtformatlock" xmlns:w16se="http://schemas.microsoft.com/office/word/2015/wordml/symex" xmlns:wpg="http://schemas.microsoft.com/office/word/2010/wordprocessingGroup" xmlns:wpi="http://schemas.microsoft.com/office/word/2010/wordprocessingInk" xmlns:wne="http://schemas.microsoft.com/office/word/2006/wordml" xmlns:wps="http://schemas.microsoft.com/office/word/2010/wordprocessingShape" mc:Ignorable="w14 w15 w16se w16cid w16 w16cex w16sdtdh w16sdtfl w16du wp14">
-  <w:p>
-    <w:pPr>
-      <w:pStyle w:val="Header"/>
-    </w:pPr>
-  </w:p>
-</w:hdr>
 </file>
 
 <file path=word/numbering.xml><?xml version="1.0" encoding="utf-8"?>
@@ -7588,6 +7153,7 @@
   <w:style w:type="character" w:default="1" w:styleId="DefaultParagraphFont">
     <w:name w:val="Default Paragraph Font"/>
     <w:uiPriority w:val="1"/>
+    <w:semiHidden/>
     <w:unhideWhenUsed/>
   </w:style>
   <w:style w:type="table" w:default="1" w:styleId="TableNormal">
